--- a/QTQLĐT&HTQT03/QTQLĐT&HTQT03BM06.docx
+++ b/QTQLĐT&HTQT03/QTQLĐT&HTQT03BM06.docx
@@ -1,291 +1,7 @@
 
 <file path=word/document.xml><?xml version="1.0" encoding="utf-8"?>
-<w:document xmlns:wpc="http://schemas.microsoft.com/office/word/2010/wordprocessingCanvas" xmlns:cx="http://schemas.microsoft.com/office/drawing/2014/chartex" xmlns:cx1="http://schemas.microsoft.com/office/drawing/2015/9/8/chartex" xmlns:cx2="http://schemas.microsoft.com/office/drawing/2015/10/21/chartex" xmlns:cx3="http://schemas.microsoft.com/office/drawing/2016/5/9/chartex" xmlns:cx4="http://schemas.microsoft.com/office/drawing/2016/5/10/chartex" xmlns:cx5="http://schemas.microsoft.com/office/drawing/2016/5/11/chartex" xmlns:cx6="http://schemas.microsoft.com/office/drawing/2016/5/12/chartex" xmlns:cx7="http://schemas.microsoft.com/office/drawing/2016/5/13/chartex" xmlns:cx8="http://schemas.microsoft.com/office/drawing/2016/5/14/chartex" xmlns:mc="http://schemas.openxmlformats.org/markup-compatibility/2006" xmlns:aink="http://schemas.microsoft.com/office/drawing/2016/ink" xmlns:am3d="http://schemas.microsoft.com/office/drawing/2017/model3d" xmlns:o="urn:schemas-microsoft-com:office:office" xmlns:oel="http://schemas.microsoft.com/office/2019/extlst" xmlns:r="http://schemas.openxmlformats.org/officeDocument/2006/relationships" xmlns:m="http://schemas.openxmlformats.org/officeDocument/2006/math" xmlns:v="urn:schemas-microsoft-com:vml" xmlns:wp14="http://schemas.microsoft.com/office/word/2010/wordprocessingDrawing" xmlns:wp="http://schemas.openxmlformats.org/drawingml/2006/wordprocessingDrawing" xmlns:w10="urn:schemas-microsoft-com:office:word" xmlns:w="http://schemas.openxmlformats.org/wordprocessingml/2006/main" xmlns:w14="http://schemas.microsoft.com/office/word/2010/wordml" xmlns:w15="http://schemas.microsoft.com/office/word/2012/wordml" xmlns:w16cex="http://schemas.microsoft.com/office/word/2018/wordml/cex" xmlns:w16cid="http://schemas.microsoft.com/office/word/2016/wordml/cid" xmlns:w16="http://schemas.microsoft.com/office/word/2018/wordml" xmlns:w16sdtdh="http://schemas.microsoft.com/office/word/2020/wordml/sdtdatahash" xmlns:w16se="http://schemas.microsoft.com/office/word/2015/wordml/symex" xmlns:wpg="http://schemas.microsoft.com/office/word/2010/wordprocessingGroup" xmlns:wpi="http://schemas.microsoft.com/office/word/2010/wordprocessingInk" xmlns:wne="http://schemas.microsoft.com/office/word/2006/wordml" xmlns:wps="http://schemas.microsoft.com/office/word/2010/wordprocessingShape" mc:Ignorable="w14 w15 w16se w16cid w16 w16cex w16sdtdh wp14">
+<w:document xmlns:wpc="http://schemas.microsoft.com/office/word/2010/wordprocessingCanvas" xmlns:cx="http://schemas.microsoft.com/office/drawing/2014/chartex" xmlns:cx1="http://schemas.microsoft.com/office/drawing/2015/9/8/chartex" xmlns:cx2="http://schemas.microsoft.com/office/drawing/2015/10/21/chartex" xmlns:cx3="http://schemas.microsoft.com/office/drawing/2016/5/9/chartex" xmlns:cx4="http://schemas.microsoft.com/office/drawing/2016/5/10/chartex" xmlns:cx5="http://schemas.microsoft.com/office/drawing/2016/5/11/chartex" xmlns:cx6="http://schemas.microsoft.com/office/drawing/2016/5/12/chartex" xmlns:cx7="http://schemas.microsoft.com/office/drawing/2016/5/13/chartex" xmlns:cx8="http://schemas.microsoft.com/office/drawing/2016/5/14/chartex" xmlns:mc="http://schemas.openxmlformats.org/markup-compatibility/2006" xmlns:aink="http://schemas.microsoft.com/office/drawing/2016/ink" xmlns:am3d="http://schemas.microsoft.com/office/drawing/2017/model3d" xmlns:o="urn:schemas-microsoft-com:office:office" xmlns:oel="http://schemas.microsoft.com/office/2019/extlst" xmlns:r="http://schemas.openxmlformats.org/officeDocument/2006/relationships" xmlns:m="http://schemas.openxmlformats.org/officeDocument/2006/math" xmlns:v="urn:schemas-microsoft-com:vml" xmlns:wp14="http://schemas.microsoft.com/office/word/2010/wordprocessingDrawing" xmlns:wp="http://schemas.openxmlformats.org/drawingml/2006/wordprocessingDrawing" xmlns:w10="urn:schemas-microsoft-com:office:word" xmlns:w="http://schemas.openxmlformats.org/wordprocessingml/2006/main" xmlns:w14="http://schemas.microsoft.com/office/word/2010/wordml" xmlns:w15="http://schemas.microsoft.com/office/word/2012/wordml" xmlns:w16cex="http://schemas.microsoft.com/office/word/2018/wordml/cex" xmlns:w16cid="http://schemas.microsoft.com/office/word/2016/wordml/cid" xmlns:w16="http://schemas.microsoft.com/office/word/2018/wordml" xmlns:w16du="http://schemas.microsoft.com/office/word/2023/wordml/word16du" xmlns:w16sdtdh="http://schemas.microsoft.com/office/word/2020/wordml/sdtdatahash" xmlns:w16sdtfl="http://schemas.microsoft.com/office/word/2024/wordml/sdtformatlock" xmlns:w16se="http://schemas.microsoft.com/office/word/2015/wordml/symex" xmlns:wpg="http://schemas.microsoft.com/office/word/2010/wordprocessingGroup" xmlns:wpi="http://schemas.microsoft.com/office/word/2010/wordprocessingInk" xmlns:wne="http://schemas.microsoft.com/office/word/2006/wordml" xmlns:wps="http://schemas.microsoft.com/office/word/2010/wordprocessingShape" mc:Ignorable="w14 w15 w16se w16cid w16 w16cex w16sdtdh w16sdtfl w16du wp14">
   <w:body>
-    <w:p>
-      <w:pPr>
-        <w:pStyle w:val="ListParagraph"/>
-        <w:shd w:val="clear" w:color="auto" w:fill="FFFFFF" w:themeFill="background1"/>
-        <w:spacing w:line="300" w:lineRule="auto"/>
-        <w:rPr>
-          <w:rFonts w:ascii="Times New Roman" w:hAnsi="Times New Roman"/>
-          <w:b/>
-          <w:color w:val="000000" w:themeColor="text1"/>
-          <w:sz w:val="32"/>
-          <w:szCs w:val="32"/>
-        </w:rPr>
-      </w:pPr>
-      <w:r>
-        <w:rPr>
-          <w:rFonts w:ascii="Times New Roman" w:hAnsi="Times New Roman"/>
-          <w:noProof/>
-          <w:color w:val="000000" w:themeColor="text1"/>
-          <w:sz w:val="24"/>
-          <w:szCs w:val="24"/>
-        </w:rPr>
-        <mc:AlternateContent>
-          <mc:Choice Requires="wps">
-            <w:drawing>
-              <wp:anchor distT="0" distB="0" distL="114300" distR="114300" simplePos="0" relativeHeight="251659264" behindDoc="0" locked="0" layoutInCell="1" allowOverlap="1" wp14:anchorId="0C3A4194" wp14:editId="31F28B5B">
-                <wp:simplePos x="0" y="0"/>
-                <wp:positionH relativeFrom="margin">
-                  <wp:posOffset>3422650</wp:posOffset>
-                </wp:positionH>
-                <wp:positionV relativeFrom="paragraph">
-                  <wp:posOffset>-59690</wp:posOffset>
-                </wp:positionV>
-                <wp:extent cx="2289600" cy="294005"/>
-                <wp:effectExtent l="0" t="0" r="15875" b="10795"/>
-                <wp:wrapNone/>
-                <wp:docPr id="8" name="Text Box 105"/>
-                <wp:cNvGraphicFramePr>
-                  <a:graphicFrameLocks xmlns:a="http://schemas.openxmlformats.org/drawingml/2006/main"/>
-                </wp:cNvGraphicFramePr>
-                <a:graphic xmlns:a="http://schemas.openxmlformats.org/drawingml/2006/main">
-                  <a:graphicData uri="http://schemas.microsoft.com/office/word/2010/wordprocessingShape">
-                    <wps:wsp>
-                      <wps:cNvSpPr txBox="1">
-                        <a:spLocks noChangeArrowheads="1"/>
-                      </wps:cNvSpPr>
-                      <wps:spPr bwMode="auto">
-                        <a:xfrm>
-                          <a:off x="0" y="0"/>
-                          <a:ext cx="2289600" cy="294005"/>
-                        </a:xfrm>
-                        <a:prstGeom prst="rect">
-                          <a:avLst/>
-                        </a:prstGeom>
-                        <a:solidFill>
-                          <a:srgbClr val="FFFFFF"/>
-                        </a:solidFill>
-                        <a:ln w="9525">
-                          <a:solidFill>
-                            <a:srgbClr val="000000"/>
-                          </a:solidFill>
-                          <a:miter lim="800000"/>
-                          <a:headEnd/>
-                          <a:tailEnd/>
-                        </a:ln>
-                      </wps:spPr>
-                      <wps:txbx>
-                        <w:txbxContent>
-                          <w:p>
-                            <w:pPr>
-                              <w:jc w:val="center"/>
-                              <w:rPr>
-                                <w:rFonts w:ascii="Times New Roman" w:hAnsi="Times New Roman"/>
-                                <w:b/>
-                                <w:bCs/>
-                                <w:sz w:val="26"/>
-                                <w:szCs w:val="26"/>
-                              </w:rPr>
-                            </w:pPr>
-                            <w:r>
-                              <w:rPr>
-                                <w:rFonts w:ascii="Times New Roman" w:hAnsi="Times New Roman"/>
-                                <w:b/>
-                                <w:bCs/>
-                                <w:sz w:val="26"/>
-                                <w:szCs w:val="26"/>
-                              </w:rPr>
-                              <w:t>QTQL</w:t>
-                            </w:r>
-                            <w:r>
-                              <w:rPr>
-                                <w:rFonts w:ascii="Times New Roman" w:hAnsi="Times New Roman"/>
-                                <w:b/>
-                                <w:bCs/>
-                                <w:sz w:val="26"/>
-                                <w:szCs w:val="26"/>
-                              </w:rPr>
-                              <w:t>/ĐT&amp;HTQT/</w:t>
-                            </w:r>
-                            <w:r>
-                              <w:rPr>
-                                <w:rFonts w:ascii="Times New Roman" w:hAnsi="Times New Roman"/>
-                                <w:b/>
-                                <w:bCs/>
-                                <w:sz w:val="26"/>
-                                <w:szCs w:val="26"/>
-                              </w:rPr>
-                              <w:t>0</w:t>
-                            </w:r>
-                            <w:r>
-                              <w:rPr>
-                                <w:rFonts w:ascii="Times New Roman" w:hAnsi="Times New Roman"/>
-                                <w:b/>
-                                <w:bCs/>
-                                <w:sz w:val="26"/>
-                                <w:szCs w:val="26"/>
-                              </w:rPr>
-                              <w:t>3</w:t>
-                            </w:r>
-                            <w:r>
-                              <w:rPr>
-                                <w:rFonts w:ascii="Times New Roman" w:hAnsi="Times New Roman"/>
-                                <w:b/>
-                                <w:bCs/>
-                                <w:sz w:val="26"/>
-                                <w:szCs w:val="26"/>
-                              </w:rPr>
-                              <w:t>/B</w:t>
-                            </w:r>
-                            <w:r>
-                              <w:rPr>
-                                <w:rFonts w:ascii="Times New Roman" w:hAnsi="Times New Roman"/>
-                                <w:b/>
-                                <w:bCs/>
-                                <w:sz w:val="26"/>
-                                <w:szCs w:val="26"/>
-                              </w:rPr>
-                              <w:t>M06</w:t>
-                            </w:r>
-                          </w:p>
-                          <w:p>
-                            <w:pPr>
-                              <w:jc w:val="center"/>
-                              <w:rPr>
-                                <w:rFonts w:ascii="Calibri" w:hAnsi="Calibri"/>
-                                <w:sz w:val="14"/>
-                                <w:szCs w:val="14"/>
-                                <w:lang w:val="vi-VN"/>
-                              </w:rPr>
-                            </w:pPr>
-                            <w:r>
-                              <w:rPr>
-                                <w:rFonts w:ascii="Calibri" w:hAnsi="Calibri"/>
-                                <w:sz w:val="14"/>
-                                <w:szCs w:val="14"/>
-                              </w:rPr>
-                              <w:t xml:space="preserve"> </w:t>
-                            </w:r>
-                          </w:p>
-                        </w:txbxContent>
-                      </wps:txbx>
-                      <wps:bodyPr rot="0" vert="horz" wrap="square" lIns="91440" tIns="45720" rIns="91440" bIns="45720" anchor="t" anchorCtr="0" upright="1">
-                        <a:noAutofit/>
-                      </wps:bodyPr>
-                    </wps:wsp>
-                  </a:graphicData>
-                </a:graphic>
-                <wp14:sizeRelH relativeFrom="margin">
-                  <wp14:pctWidth>0</wp14:pctWidth>
-                </wp14:sizeRelH>
-                <wp14:sizeRelV relativeFrom="margin">
-                  <wp14:pctHeight>0</wp14:pctHeight>
-                </wp14:sizeRelV>
-              </wp:anchor>
-            </w:drawing>
-          </mc:Choice>
-          <mc:Fallback>
-            <w:pict>
-              <v:shapetype w14:anchorId="0C3A4194" id="_x0000_t202" coordsize="21600,21600" o:spt="202" path="m,l,21600r21600,l21600,xe">
-                <v:stroke joinstyle="miter"/>
-                <v:path gradientshapeok="t" o:connecttype="rect"/>
-              </v:shapetype>
-              <v:shape id="Text Box 105" o:spid="_x0000_s1026" type="#_x0000_t202" style="position:absolute;left:0;text-align:left;margin-left:269.5pt;margin-top:-4.7pt;width:180.3pt;height:23.15pt;z-index:251659264;visibility:visible;mso-wrap-style:square;mso-width-percent:0;mso-height-percent:0;mso-wrap-distance-left:9pt;mso-wrap-distance-top:0;mso-wrap-distance-right:9pt;mso-wrap-distance-bottom:0;mso-position-horizontal:absolute;mso-position-horizontal-relative:margin;mso-position-vertical:absolute;mso-position-vertical-relative:text;mso-width-percent:0;mso-height-percent:0;mso-width-relative:margin;mso-height-relative:margin;v-text-anchor:top" o:gfxdata="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">
-                <v:textbox>
-                  <w:txbxContent>
-                    <w:p>
-                      <w:pPr>
-                        <w:jc w:val="center"/>
-                        <w:rPr>
-                          <w:rFonts w:ascii="Times New Roman" w:hAnsi="Times New Roman"/>
-                          <w:b/>
-                          <w:bCs/>
-                          <w:sz w:val="26"/>
-                          <w:szCs w:val="26"/>
-                        </w:rPr>
-                      </w:pPr>
-                      <w:r>
-                        <w:rPr>
-                          <w:rFonts w:ascii="Times New Roman" w:hAnsi="Times New Roman"/>
-                          <w:b/>
-                          <w:bCs/>
-                          <w:sz w:val="26"/>
-                          <w:szCs w:val="26"/>
-                        </w:rPr>
-                        <w:t>QTQL</w:t>
-                      </w:r>
-                      <w:r>
-                        <w:rPr>
-                          <w:rFonts w:ascii="Times New Roman" w:hAnsi="Times New Roman"/>
-                          <w:b/>
-                          <w:bCs/>
-                          <w:sz w:val="26"/>
-                          <w:szCs w:val="26"/>
-                        </w:rPr>
-                        <w:t>/ĐT&amp;HTQT/</w:t>
-                      </w:r>
-                      <w:r>
-                        <w:rPr>
-                          <w:rFonts w:ascii="Times New Roman" w:hAnsi="Times New Roman"/>
-                          <w:b/>
-                          <w:bCs/>
-                          <w:sz w:val="26"/>
-                          <w:szCs w:val="26"/>
-                        </w:rPr>
-                        <w:t>0</w:t>
-                      </w:r>
-                      <w:r>
-                        <w:rPr>
-                          <w:rFonts w:ascii="Times New Roman" w:hAnsi="Times New Roman"/>
-                          <w:b/>
-                          <w:bCs/>
-                          <w:sz w:val="26"/>
-                          <w:szCs w:val="26"/>
-                        </w:rPr>
-                        <w:t>3</w:t>
-                      </w:r>
-                      <w:r>
-                        <w:rPr>
-                          <w:rFonts w:ascii="Times New Roman" w:hAnsi="Times New Roman"/>
-                          <w:b/>
-                          <w:bCs/>
-                          <w:sz w:val="26"/>
-                          <w:szCs w:val="26"/>
-                        </w:rPr>
-                        <w:t>/B</w:t>
-                      </w:r>
-                      <w:r>
-                        <w:rPr>
-                          <w:rFonts w:ascii="Times New Roman" w:hAnsi="Times New Roman"/>
-                          <w:b/>
-                          <w:bCs/>
-                          <w:sz w:val="26"/>
-                          <w:szCs w:val="26"/>
-                        </w:rPr>
-                        <w:t>M06</w:t>
-                      </w:r>
-                    </w:p>
-                    <w:p>
-                      <w:pPr>
-                        <w:jc w:val="center"/>
-                        <w:rPr>
-                          <w:rFonts w:ascii="Calibri" w:hAnsi="Calibri"/>
-                          <w:sz w:val="14"/>
-                          <w:szCs w:val="14"/>
-                          <w:lang w:val="vi-VN"/>
-                        </w:rPr>
-                      </w:pPr>
-                      <w:r>
-                        <w:rPr>
-                          <w:rFonts w:ascii="Calibri" w:hAnsi="Calibri"/>
-                          <w:sz w:val="14"/>
-                          <w:szCs w:val="14"/>
-                        </w:rPr>
-                        <w:t xml:space="preserve"> </w:t>
-                      </w:r>
-                    </w:p>
-                  </w:txbxContent>
-                </v:textbox>
-                <w10:wrap anchorx="margin"/>
-              </v:shape>
-            </w:pict>
-          </mc:Fallback>
-        </mc:AlternateContent>
-      </w:r>
-    </w:p>
     <w:tbl>
       <w:tblPr>
         <w:tblW w:w="9318" w:type="dxa"/>
@@ -394,7 +110,7 @@
               <mc:AlternateContent>
                 <mc:Choice Requires="wps">
                   <w:drawing>
-                    <wp:anchor distT="0" distB="0" distL="114300" distR="114300" simplePos="0" relativeHeight="251660288" behindDoc="0" locked="0" layoutInCell="1" allowOverlap="1" wp14:anchorId="40D8EB90" wp14:editId="5CD1D46B">
+                    <wp:anchor distT="0" distB="0" distL="114300" distR="114300" simplePos="0" relativeHeight="251660288" behindDoc="0" locked="0" layoutInCell="1" allowOverlap="1" wp14:anchorId="38009321" wp14:editId="091918C2">
                       <wp:simplePos x="0" y="0"/>
                       <wp:positionH relativeFrom="column">
                         <wp:posOffset>553085</wp:posOffset>
@@ -443,7 +159,7 @@
                 </mc:Choice>
                 <mc:Fallback>
                   <w:pict>
-                    <v:line w14:anchorId="2E82E989" id="Straight Connector 99" o:spid="_x0000_s1026" style="position:absolute;z-index:251660288;visibility:visible;mso-wrap-style:square;mso-wrap-distance-left:9pt;mso-wrap-distance-top:0;mso-wrap-distance-right:9pt;mso-wrap-distance-bottom:0;mso-position-horizontal:absolute;mso-position-horizontal-relative:text;mso-position-vertical:absolute;mso-position-vertical-relative:text" from="43.55pt,14.75pt" to="123.05pt,14.75pt" o:gfxdata="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" strokecolor="black [3200]" strokeweight=".5pt">
+                    <v:line w14:anchorId="64D5E0BF" id="Straight Connector 99" o:spid="_x0000_s1026" style="position:absolute;z-index:251660288;visibility:visible;mso-wrap-style:square;mso-wrap-distance-left:9pt;mso-wrap-distance-top:0;mso-wrap-distance-right:9pt;mso-wrap-distance-bottom:0;mso-position-horizontal:absolute;mso-position-horizontal-relative:text;mso-position-vertical:absolute;mso-position-vertical-relative:text" from="43.55pt,14.75pt" to="123.05pt,14.75pt" o:gfxdata="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" strokecolor="black [3200]" strokeweight=".5pt">
                       <v:stroke joinstyle="miter"/>
                     </v:line>
                   </w:pict>
@@ -525,7 +241,7 @@
               <mc:AlternateContent>
                 <mc:Choice Requires="wps">
                   <w:drawing>
-                    <wp:anchor distT="0" distB="0" distL="114300" distR="114300" simplePos="0" relativeHeight="251661312" behindDoc="0" locked="0" layoutInCell="1" allowOverlap="1" wp14:anchorId="78CEF64B" wp14:editId="36CB8AE4">
+                    <wp:anchor distT="0" distB="0" distL="114300" distR="114300" simplePos="0" relativeHeight="251661312" behindDoc="0" locked="0" layoutInCell="1" allowOverlap="1" wp14:anchorId="22D76DB2" wp14:editId="3D980760">
                       <wp:simplePos x="0" y="0"/>
                       <wp:positionH relativeFrom="column">
                         <wp:posOffset>791210</wp:posOffset>
@@ -574,7 +290,7 @@
                 </mc:Choice>
                 <mc:Fallback>
                   <w:pict>
-                    <v:line w14:anchorId="2C7A4737" id="Straight Connector 100" o:spid="_x0000_s1026" style="position:absolute;z-index:251661312;visibility:visible;mso-wrap-style:square;mso-wrap-distance-left:9pt;mso-wrap-distance-top:0;mso-wrap-distance-right:9pt;mso-wrap-distance-bottom:0;mso-position-horizontal:absolute;mso-position-horizontal-relative:text;mso-position-vertical:absolute;mso-position-vertical-relative:text" from="62.3pt,17.5pt" to="220.3pt,17.5pt" o:gfxdata="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" strokecolor="black [3200]" strokeweight=".5pt">
+                    <v:line w14:anchorId="458FCE23" id="Straight Connector 100" o:spid="_x0000_s1026" style="position:absolute;z-index:251661312;visibility:visible;mso-wrap-style:square;mso-wrap-distance-left:9pt;mso-wrap-distance-top:0;mso-wrap-distance-right:9pt;mso-wrap-distance-bottom:0;mso-position-horizontal:absolute;mso-position-horizontal-relative:text;mso-position-vertical:absolute;mso-position-vertical-relative:text" from="62.3pt,17.5pt" to="220.3pt,17.5pt" o:gfxdata="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" strokecolor="black [3200]" strokeweight=".5pt">
                       <v:stroke joinstyle="miter"/>
                     </v:line>
                   </w:pict>
@@ -640,11 +356,34 @@
         <w:rPr>
           <w:rFonts w:ascii="Times New Roman" w:hAnsi="Times New Roman"/>
           <w:i/>
-          <w:color w:val="000000" w:themeColor="text1"/>
-          <w:sz w:val="26"/>
-          <w:szCs w:val="26"/>
-        </w:rPr>
-        <w:t>[[NgayThangNamDayDu]]</w:t>
+          <w:iCs/>
+          <w:color w:val="000000" w:themeColor="text1"/>
+          <w:sz w:val="24"/>
+          <w:szCs w:val="24"/>
+        </w:rPr>
+        <w:t>[[</w:t>
+      </w:r>
+      <w:r>
+        <w:rPr>
+          <w:rFonts w:ascii="Times New Roman" w:hAnsi="Times New Roman"/>
+          <w:i/>
+          <w:iCs/>
+          <w:color w:val="000000" w:themeColor="text1"/>
+          <w:sz w:val="24"/>
+          <w:szCs w:val="24"/>
+        </w:rPr>
+        <w:t>NgayThangNamHienTaiDayDu</w:t>
+      </w:r>
+      <w:r>
+        <w:rPr>
+          <w:rFonts w:ascii="Times New Roman" w:hAnsi="Times New Roman"/>
+          <w:i/>
+          <w:iCs/>
+          <w:color w:val="000000" w:themeColor="text1"/>
+          <w:sz w:val="24"/>
+          <w:szCs w:val="24"/>
+        </w:rPr>
+        <w:t>]]</w:t>
       </w:r>
     </w:p>
     <w:p>
@@ -758,7 +497,44 @@
           <w:szCs w:val="26"/>
           <w:lang w:val="vi-VN"/>
         </w:rPr>
-        <w:t>Họ và tên học viên:</w:t>
+        <w:t xml:space="preserve">Họ và tên học viên: </w:t>
+      </w:r>
+      <w:r>
+        <w:rPr>
+          <w:rFonts w:ascii="Times New Roman" w:hAnsi="Times New Roman"/>
+          <w:color w:val="000000" w:themeColor="text1"/>
+          <w:sz w:val="26"/>
+          <w:szCs w:val="26"/>
+        </w:rPr>
+        <w:t>[[</w:t>
+      </w:r>
+      <w:r>
+        <w:rPr>
+          <w:rFonts w:ascii="Times New Roman" w:hAnsi="Times New Roman"/>
+          <w:color w:val="000000" w:themeColor="text1"/>
+          <w:sz w:val="26"/>
+          <w:szCs w:val="26"/>
+        </w:rPr>
+        <w:t>HoTenHV</w:t>
+      </w:r>
+      <w:r>
+        <w:rPr>
+          <w:rFonts w:ascii="Times New Roman" w:hAnsi="Times New Roman"/>
+          <w:color w:val="000000" w:themeColor="text1"/>
+          <w:sz w:val="26"/>
+          <w:szCs w:val="26"/>
+        </w:rPr>
+        <w:t xml:space="preserve">]] </w:t>
+      </w:r>
+      <w:r>
+        <w:rPr>
+          <w:rFonts w:ascii="Times New Roman" w:hAnsi="Times New Roman"/>
+          <w:color w:val="000000" w:themeColor="text1"/>
+          <w:sz w:val="26"/>
+          <w:szCs w:val="26"/>
+          <w:lang w:val="vi-VN"/>
+        </w:rPr>
+        <w:t>Ngày sinh</w:t>
       </w:r>
       <w:r>
         <w:rPr>
@@ -776,7 +552,7 @@
           <w:sz w:val="26"/>
           <w:szCs w:val="26"/>
         </w:rPr>
-        <w:t>HoTenHV</w:t>
+        <w:t>NgaySinhHV</w:t>
       </w:r>
       <w:r>
         <w:rPr>
@@ -795,43 +571,6 @@
           <w:szCs w:val="26"/>
           <w:lang w:val="vi-VN"/>
         </w:rPr>
-        <w:t>Ngày sinh</w:t>
-      </w:r>
-      <w:r>
-        <w:rPr>
-          <w:rFonts w:ascii="Times New Roman" w:hAnsi="Times New Roman"/>
-          <w:color w:val="000000" w:themeColor="text1"/>
-          <w:sz w:val="26"/>
-          <w:szCs w:val="26"/>
-        </w:rPr>
-        <w:t>: [[</w:t>
-      </w:r>
-      <w:r>
-        <w:rPr>
-          <w:rFonts w:ascii="Times New Roman" w:hAnsi="Times New Roman"/>
-          <w:color w:val="000000" w:themeColor="text1"/>
-          <w:sz w:val="26"/>
-          <w:szCs w:val="26"/>
-        </w:rPr>
-        <w:t>NgaySinhHV</w:t>
-      </w:r>
-      <w:r>
-        <w:rPr>
-          <w:rFonts w:ascii="Times New Roman" w:hAnsi="Times New Roman"/>
-          <w:color w:val="000000" w:themeColor="text1"/>
-          <w:sz w:val="26"/>
-          <w:szCs w:val="26"/>
-        </w:rPr>
-        <w:t xml:space="preserve">]] </w:t>
-      </w:r>
-      <w:r>
-        <w:rPr>
-          <w:rFonts w:ascii="Times New Roman" w:hAnsi="Times New Roman"/>
-          <w:color w:val="000000" w:themeColor="text1"/>
-          <w:sz w:val="26"/>
-          <w:szCs w:val="26"/>
-          <w:lang w:val="vi-VN"/>
-        </w:rPr>
         <w:t>Giới</w:t>
       </w:r>
       <w:r>
@@ -841,7 +580,7 @@
           <w:sz w:val="26"/>
           <w:szCs w:val="26"/>
         </w:rPr>
-        <w:t xml:space="preserve"> tính: [[</w:t>
+        <w:t xml:space="preserve"> [[</w:t>
       </w:r>
       <w:r>
         <w:rPr>
@@ -897,7 +636,27 @@
           <w:szCs w:val="26"/>
           <w:lang w:val="nl-NL"/>
         </w:rPr>
-        <w:t>[[TrinhDoChuyenMonHV]]</w:t>
+        <w:t>[[</w:t>
+      </w:r>
+      <w:r>
+        <w:rPr>
+          <w:rFonts w:ascii="Times New Roman" w:hAnsi="Times New Roman"/>
+          <w:color w:val="000000" w:themeColor="text1"/>
+          <w:sz w:val="26"/>
+          <w:szCs w:val="26"/>
+          <w:lang w:val="nl-NL"/>
+        </w:rPr>
+        <w:t>TrinhDoChuyenMonHV</w:t>
+      </w:r>
+      <w:r>
+        <w:rPr>
+          <w:rFonts w:ascii="Times New Roman" w:hAnsi="Times New Roman"/>
+          <w:color w:val="000000" w:themeColor="text1"/>
+          <w:sz w:val="26"/>
+          <w:szCs w:val="26"/>
+          <w:lang w:val="nl-NL"/>
+        </w:rPr>
+        <w:t>]]</w:t>
       </w:r>
       <w:r>
         <w:rPr>
@@ -927,17 +686,17 @@
           <w:szCs w:val="26"/>
           <w:lang w:val="nl-NL"/>
         </w:rPr>
-        <w:t>ChuyenNganh</w:t>
-      </w:r>
-      <w:r>
-        <w:rPr>
-          <w:rFonts w:ascii="Times New Roman" w:hAnsi="Times New Roman"/>
-          <w:color w:val="000000" w:themeColor="text1"/>
-          <w:sz w:val="26"/>
-          <w:szCs w:val="26"/>
-          <w:lang w:val="nl-NL"/>
-        </w:rPr>
-        <w:t>HV]]</w:t>
+        <w:t>ChuyenNganhHV</w:t>
+      </w:r>
+      <w:r>
+        <w:rPr>
+          <w:rFonts w:ascii="Times New Roman" w:hAnsi="Times New Roman"/>
+          <w:color w:val="000000" w:themeColor="text1"/>
+          <w:sz w:val="26"/>
+          <w:szCs w:val="26"/>
+          <w:lang w:val="nl-NL"/>
+        </w:rPr>
+        <w:t>]]</w:t>
       </w:r>
     </w:p>
     <w:p>
@@ -984,17 +743,17 @@
           <w:szCs w:val="26"/>
           <w:lang w:val="nl-NL"/>
         </w:rPr>
-        <w:t>BangTN</w:t>
-      </w:r>
-      <w:r>
-        <w:rPr>
-          <w:rFonts w:ascii="Times New Roman" w:hAnsi="Times New Roman"/>
-          <w:color w:val="000000" w:themeColor="text1"/>
-          <w:sz w:val="26"/>
-          <w:szCs w:val="26"/>
-          <w:lang w:val="nl-NL"/>
-        </w:rPr>
-        <w:t>HV]]</w:t>
+        <w:t>TenTruongTotNghiepHV</w:t>
+      </w:r>
+      <w:r>
+        <w:rPr>
+          <w:rFonts w:ascii="Times New Roman" w:hAnsi="Times New Roman"/>
+          <w:color w:val="000000" w:themeColor="text1"/>
+          <w:sz w:val="26"/>
+          <w:szCs w:val="26"/>
+          <w:lang w:val="nl-NL"/>
+        </w:rPr>
+        <w:t>]]</w:t>
       </w:r>
       <w:r>
         <w:rPr>
@@ -1014,7 +773,37 @@
           <w:szCs w:val="26"/>
           <w:lang w:val="nl-NL"/>
         </w:rPr>
-        <w:t xml:space="preserve"> </w:t>
+        <w:t xml:space="preserve"> [[</w:t>
+      </w:r>
+      <w:r>
+        <w:rPr>
+          <w:rFonts w:ascii="Times New Roman" w:hAnsi="Times New Roman"/>
+          <w:color w:val="000000" w:themeColor="text1"/>
+          <w:sz w:val="26"/>
+          <w:szCs w:val="26"/>
+          <w:lang w:val="nl-NL"/>
+        </w:rPr>
+        <w:t>SoCapHV</w:t>
+      </w:r>
+      <w:r>
+        <w:rPr>
+          <w:rFonts w:ascii="Times New Roman" w:hAnsi="Times New Roman"/>
+          <w:color w:val="000000" w:themeColor="text1"/>
+          <w:sz w:val="26"/>
+          <w:szCs w:val="26"/>
+          <w:lang w:val="nl-NL"/>
+        </w:rPr>
+        <w:t xml:space="preserve">]] </w:t>
+      </w:r>
+      <w:r>
+        <w:rPr>
+          <w:rFonts w:ascii="Times New Roman" w:hAnsi="Times New Roman"/>
+          <w:color w:val="000000" w:themeColor="text1"/>
+          <w:sz w:val="26"/>
+          <w:szCs w:val="26"/>
+          <w:lang w:val="nl-NL"/>
+        </w:rPr>
+        <w:t xml:space="preserve">Cấp ngày </w:t>
       </w:r>
       <w:r>
         <w:rPr>
@@ -1034,77 +823,17 @@
           <w:szCs w:val="26"/>
           <w:lang w:val="nl-NL"/>
         </w:rPr>
-        <w:t>SoBangTN</w:t>
-      </w:r>
-      <w:r>
-        <w:rPr>
-          <w:rFonts w:ascii="Times New Roman" w:hAnsi="Times New Roman"/>
-          <w:color w:val="000000" w:themeColor="text1"/>
-          <w:sz w:val="26"/>
-          <w:szCs w:val="26"/>
-          <w:lang w:val="nl-NL"/>
-        </w:rPr>
-        <w:t>HV]]</w:t>
-      </w:r>
-      <w:r>
-        <w:rPr>
-          <w:rFonts w:ascii="Times New Roman" w:hAnsi="Times New Roman"/>
-          <w:color w:val="000000" w:themeColor="text1"/>
-          <w:sz w:val="26"/>
-          <w:szCs w:val="26"/>
-          <w:lang w:val="nl-NL"/>
-        </w:rPr>
-        <w:t xml:space="preserve"> </w:t>
-      </w:r>
-      <w:r>
-        <w:rPr>
-          <w:rFonts w:ascii="Times New Roman" w:hAnsi="Times New Roman"/>
-          <w:color w:val="000000" w:themeColor="text1"/>
-          <w:sz w:val="26"/>
-          <w:szCs w:val="26"/>
-          <w:lang w:val="nl-NL"/>
-        </w:rPr>
-        <w:t xml:space="preserve">Cấp ngày </w:t>
-      </w:r>
-      <w:r>
-        <w:rPr>
-          <w:rFonts w:ascii="Times New Roman" w:hAnsi="Times New Roman"/>
-          <w:color w:val="000000" w:themeColor="text1"/>
-          <w:sz w:val="26"/>
-          <w:szCs w:val="26"/>
-          <w:lang w:val="nl-NL"/>
-        </w:rPr>
-        <w:t>[[</w:t>
-      </w:r>
-      <w:r>
-        <w:rPr>
-          <w:rFonts w:ascii="Times New Roman" w:hAnsi="Times New Roman"/>
-          <w:color w:val="000000" w:themeColor="text1"/>
-          <w:sz w:val="26"/>
-          <w:szCs w:val="26"/>
-          <w:lang w:val="nl-NL"/>
-        </w:rPr>
-        <w:t>NgayCap</w:t>
-      </w:r>
-      <w:r>
-        <w:rPr>
-          <w:rFonts w:ascii="Times New Roman" w:hAnsi="Times New Roman"/>
-          <w:color w:val="000000" w:themeColor="text1"/>
-          <w:sz w:val="26"/>
-          <w:szCs w:val="26"/>
-          <w:lang w:val="nl-NL"/>
-        </w:rPr>
-        <w:t>BangTN</w:t>
-      </w:r>
-      <w:r>
-        <w:rPr>
-          <w:rFonts w:ascii="Times New Roman" w:hAnsi="Times New Roman"/>
-          <w:color w:val="000000" w:themeColor="text1"/>
-          <w:sz w:val="26"/>
-          <w:szCs w:val="26"/>
-          <w:lang w:val="nl-NL"/>
-        </w:rPr>
-        <w:t>HV]]</w:t>
+        <w:t>NgayCapBangHV</w:t>
+      </w:r>
+      <w:r>
+        <w:rPr>
+          <w:rFonts w:ascii="Times New Roman" w:hAnsi="Times New Roman"/>
+          <w:color w:val="000000" w:themeColor="text1"/>
+          <w:sz w:val="26"/>
+          <w:szCs w:val="26"/>
+          <w:lang w:val="nl-NL"/>
+        </w:rPr>
+        <w:t>]]</w:t>
       </w:r>
     </w:p>
     <w:p>
@@ -1131,27 +860,77 @@
           <w:szCs w:val="26"/>
           <w:lang w:val="nl-NL"/>
         </w:rPr>
-        <w:t>Cơ quan công tác:</w:t>
-      </w:r>
-      <w:r>
-        <w:rPr>
-          <w:rFonts w:ascii="Times New Roman" w:hAnsi="Times New Roman"/>
-          <w:color w:val="000000" w:themeColor="text1"/>
-          <w:sz w:val="26"/>
-          <w:szCs w:val="26"/>
-          <w:lang w:val="nl-NL"/>
-        </w:rPr>
-        <w:t xml:space="preserve"> </w:t>
-      </w:r>
-      <w:r>
-        <w:rPr>
-          <w:rFonts w:ascii="Times New Roman" w:hAnsi="Times New Roman"/>
-          <w:color w:val="000000" w:themeColor="text1"/>
-          <w:sz w:val="26"/>
-          <w:szCs w:val="26"/>
-          <w:lang w:val="nl-NL"/>
-        </w:rPr>
-        <w:t>[[DonViCongTacHV]]</w:t>
+        <w:t>Cơ quan công tác</w:t>
+      </w:r>
+      <w:r>
+        <w:rPr>
+          <w:rFonts w:ascii="Times New Roman" w:hAnsi="Times New Roman"/>
+          <w:color w:val="000000" w:themeColor="text1"/>
+          <w:sz w:val="26"/>
+          <w:szCs w:val="26"/>
+          <w:lang w:val="nl-NL"/>
+        </w:rPr>
+        <w:t>: [[</w:t>
+      </w:r>
+      <w:r>
+        <w:rPr>
+          <w:rFonts w:ascii="Times New Roman" w:hAnsi="Times New Roman"/>
+          <w:color w:val="000000" w:themeColor="text1"/>
+          <w:sz w:val="26"/>
+          <w:szCs w:val="26"/>
+          <w:lang w:val="nl-NL"/>
+        </w:rPr>
+        <w:t>DonViCongTacHV</w:t>
+      </w:r>
+      <w:r>
+        <w:rPr>
+          <w:rFonts w:ascii="Times New Roman" w:hAnsi="Times New Roman"/>
+          <w:color w:val="000000" w:themeColor="text1"/>
+          <w:sz w:val="26"/>
+          <w:szCs w:val="26"/>
+          <w:lang w:val="nl-NL"/>
+        </w:rPr>
+        <w:t>]]</w:t>
+      </w:r>
+      <w:r>
+        <w:rPr>
+          <w:rFonts w:ascii="Times New Roman" w:hAnsi="Times New Roman"/>
+          <w:color w:val="000000" w:themeColor="text1"/>
+          <w:sz w:val="26"/>
+          <w:szCs w:val="26"/>
+          <w:lang w:val="nl-NL"/>
+        </w:rPr>
+        <w:t xml:space="preserve"> Khoa:</w:t>
+      </w:r>
+      <w:r>
+        <w:rPr>
+          <w:rFonts w:ascii="Times New Roman" w:hAnsi="Times New Roman"/>
+          <w:color w:val="000000" w:themeColor="text1"/>
+          <w:sz w:val="26"/>
+          <w:szCs w:val="26"/>
+          <w:lang w:val="nl-NL"/>
+        </w:rPr>
+        <w:t xml:space="preserve"> [[</w:t>
+      </w:r>
+      <w:r>
+        <w:rPr>
+          <w:rFonts w:ascii="Times New Roman" w:hAnsi="Times New Roman"/>
+          <w:color w:val="000000" w:themeColor="text1"/>
+          <w:sz w:val="26"/>
+          <w:szCs w:val="26"/>
+          <w:lang w:val="nl-NL"/>
+        </w:rPr>
+        <w:t>KhoaCongTacHV</w:t>
+      </w:r>
+      <w:r>
+        <w:rPr>
+          <w:rFonts w:ascii="Times New Roman" w:hAnsi="Times New Roman"/>
+          <w:color w:val="000000" w:themeColor="text1"/>
+          <w:sz w:val="26"/>
+          <w:szCs w:val="26"/>
+          <w:lang w:val="nl-NL"/>
+        </w:rPr>
+        <w:t>]]</w:t>
       </w:r>
     </w:p>
     <w:p>
@@ -1180,28 +959,35 @@
         </w:rPr>
         <w:t xml:space="preserve">Địa chỉ cơ quan: </w:t>
       </w:r>
-    </w:p>
-    <w:p>
-      <w:pPr>
-        <w:shd w:val="clear" w:color="auto" w:fill="FFFFFF" w:themeFill="background1"/>
-        <w:spacing w:line="300" w:lineRule="auto"/>
-        <w:ind w:left="720"/>
-        <w:rPr>
-          <w:rFonts w:ascii="Times New Roman" w:hAnsi="Times New Roman"/>
-          <w:color w:val="000000" w:themeColor="text1"/>
-          <w:sz w:val="26"/>
-          <w:szCs w:val="26"/>
-          <w:lang w:val="nl-NL"/>
-        </w:rPr>
-      </w:pPr>
-      <w:r>
-        <w:rPr>
-          <w:rFonts w:ascii="Times New Roman" w:hAnsi="Times New Roman"/>
-          <w:color w:val="000000" w:themeColor="text1"/>
-          <w:sz w:val="26"/>
-          <w:szCs w:val="26"/>
-        </w:rPr>
-        <w:t>[[DiaChiDonViHV]]</w:t>
+      <w:r>
+        <w:rPr>
+          <w:rFonts w:ascii="Times New Roman" w:hAnsi="Times New Roman"/>
+          <w:color w:val="000000" w:themeColor="text1"/>
+          <w:sz w:val="26"/>
+          <w:szCs w:val="26"/>
+          <w:lang w:val="nl-NL"/>
+        </w:rPr>
+        <w:t>[[</w:t>
+      </w:r>
+      <w:r>
+        <w:rPr>
+          <w:rFonts w:ascii="Times New Roman" w:hAnsi="Times New Roman"/>
+          <w:color w:val="000000" w:themeColor="text1"/>
+          <w:sz w:val="26"/>
+          <w:szCs w:val="26"/>
+          <w:lang w:val="nl-NL"/>
+        </w:rPr>
+        <w:t>DiaChiCongTacHV</w:t>
+      </w:r>
+      <w:r>
+        <w:rPr>
+          <w:rFonts w:ascii="Times New Roman" w:hAnsi="Times New Roman"/>
+          <w:color w:val="000000" w:themeColor="text1"/>
+          <w:sz w:val="26"/>
+          <w:szCs w:val="26"/>
+          <w:lang w:val="nl-NL"/>
+        </w:rPr>
+        <w:t>]]</w:t>
       </w:r>
     </w:p>
     <w:p>
@@ -1228,27 +1014,37 @@
           <w:szCs w:val="26"/>
           <w:lang w:val="nl-NL"/>
         </w:rPr>
-        <w:t>Điện thoại liên hệ</w:t>
-      </w:r>
-      <w:r>
-        <w:rPr>
-          <w:rFonts w:ascii="Times New Roman" w:hAnsi="Times New Roman"/>
-          <w:color w:val="000000" w:themeColor="text1"/>
-          <w:sz w:val="26"/>
-          <w:szCs w:val="26"/>
-          <w:lang w:val="nl-NL"/>
-        </w:rPr>
-        <w:t xml:space="preserve">: </w:t>
-      </w:r>
-      <w:r>
-        <w:rPr>
-          <w:rFonts w:ascii="Times New Roman" w:hAnsi="Times New Roman"/>
-          <w:color w:val="000000" w:themeColor="text1"/>
-          <w:sz w:val="26"/>
-          <w:szCs w:val="26"/>
-          <w:lang w:val="nl-NL"/>
-        </w:rPr>
-        <w:t>[[SoDienThoaiHV]]</w:t>
+        <w:t>Điện thoại liên hệ:</w:t>
+      </w:r>
+      <w:r>
+        <w:rPr>
+          <w:rFonts w:ascii="Times New Roman" w:hAnsi="Times New Roman"/>
+          <w:color w:val="000000" w:themeColor="text1"/>
+          <w:sz w:val="26"/>
+          <w:szCs w:val="26"/>
+          <w:lang w:val="nl-NL"/>
+        </w:rPr>
+        <w:t xml:space="preserve"> [[</w:t>
+      </w:r>
+      <w:r>
+        <w:rPr>
+          <w:rFonts w:ascii="Times New Roman" w:hAnsi="Times New Roman"/>
+          <w:color w:val="000000" w:themeColor="text1"/>
+          <w:sz w:val="26"/>
+          <w:szCs w:val="26"/>
+          <w:lang w:val="nl-NL"/>
+        </w:rPr>
+        <w:t>SoDienThoaiHV</w:t>
+      </w:r>
+      <w:r>
+        <w:rPr>
+          <w:rFonts w:ascii="Times New Roman" w:hAnsi="Times New Roman"/>
+          <w:color w:val="000000" w:themeColor="text1"/>
+          <w:sz w:val="26"/>
+          <w:szCs w:val="26"/>
+          <w:lang w:val="nl-NL"/>
+        </w:rPr>
+        <w:t>]]</w:t>
       </w:r>
     </w:p>
     <w:p>
@@ -1277,29 +1073,35 @@
         </w:rPr>
         <w:t xml:space="preserve">Địa chỉ nhà riêng: </w:t>
       </w:r>
-    </w:p>
-    <w:p>
-      <w:pPr>
-        <w:shd w:val="clear" w:color="auto" w:fill="FFFFFF" w:themeFill="background1"/>
-        <w:spacing w:line="300" w:lineRule="auto"/>
-        <w:ind w:left="720"/>
-        <w:rPr>
-          <w:rFonts w:ascii="Times New Roman" w:hAnsi="Times New Roman"/>
-          <w:color w:val="000000" w:themeColor="text1"/>
-          <w:sz w:val="26"/>
-          <w:szCs w:val="26"/>
-          <w:lang w:val="nl-NL"/>
-        </w:rPr>
-      </w:pPr>
-      <w:r>
-        <w:rPr>
-          <w:rFonts w:ascii="Times New Roman" w:hAnsi="Times New Roman"/>
-          <w:color w:val="000000" w:themeColor="text1"/>
-          <w:sz w:val="26"/>
-          <w:szCs w:val="26"/>
-          <w:lang w:val="nl-NL"/>
-        </w:rPr>
-        <w:t>[[DiaChiLienHeHV]]</w:t>
+      <w:r>
+        <w:rPr>
+          <w:rFonts w:ascii="Times New Roman" w:hAnsi="Times New Roman"/>
+          <w:color w:val="000000" w:themeColor="text1"/>
+          <w:sz w:val="26"/>
+          <w:szCs w:val="26"/>
+          <w:lang w:val="nl-NL"/>
+        </w:rPr>
+        <w:t>[[</w:t>
+      </w:r>
+      <w:r>
+        <w:rPr>
+          <w:rFonts w:ascii="Times New Roman" w:hAnsi="Times New Roman"/>
+          <w:color w:val="000000" w:themeColor="text1"/>
+          <w:sz w:val="26"/>
+          <w:szCs w:val="26"/>
+          <w:lang w:val="nl-NL"/>
+        </w:rPr>
+        <w:t>DiaChiNhaRiengHV</w:t>
+      </w:r>
+      <w:r>
+        <w:rPr>
+          <w:rFonts w:ascii="Times New Roman" w:hAnsi="Times New Roman"/>
+          <w:color w:val="000000" w:themeColor="text1"/>
+          <w:sz w:val="26"/>
+          <w:szCs w:val="26"/>
+          <w:lang w:val="nl-NL"/>
+        </w:rPr>
+        <w:t>]]</w:t>
       </w:r>
     </w:p>
     <w:p>
@@ -1336,7 +1138,27 @@
           <w:szCs w:val="26"/>
           <w:lang w:val="nl-NL"/>
         </w:rPr>
-        <w:t xml:space="preserve"> [[XinHocTai]]</w:t>
+        <w:t>[[</w:t>
+      </w:r>
+      <w:r>
+        <w:rPr>
+          <w:rFonts w:ascii="Times New Roman" w:hAnsi="Times New Roman"/>
+          <w:color w:val="000000" w:themeColor="text1"/>
+          <w:sz w:val="26"/>
+          <w:szCs w:val="26"/>
+          <w:lang w:val="nl-NL"/>
+        </w:rPr>
+        <w:t>TenLop</w:t>
+      </w:r>
+      <w:r>
+        <w:rPr>
+          <w:rFonts w:ascii="Times New Roman" w:hAnsi="Times New Roman"/>
+          <w:color w:val="000000" w:themeColor="text1"/>
+          <w:sz w:val="26"/>
+          <w:szCs w:val="26"/>
+          <w:lang w:val="nl-NL"/>
+        </w:rPr>
+        <w:t>]]</w:t>
       </w:r>
     </w:p>
     <w:p>
@@ -1373,7 +1195,27 @@
           <w:szCs w:val="26"/>
           <w:lang w:val="nl-NL"/>
         </w:rPr>
-        <w:t xml:space="preserve"> [[ThoiGianXinHocTu]] </w:t>
+        <w:t>[[</w:t>
+      </w:r>
+      <w:r>
+        <w:rPr>
+          <w:rFonts w:ascii="Times New Roman" w:hAnsi="Times New Roman"/>
+          <w:color w:val="000000" w:themeColor="text1"/>
+          <w:sz w:val="26"/>
+          <w:szCs w:val="26"/>
+          <w:lang w:val="nl-NL"/>
+        </w:rPr>
+        <w:t>NgayKhaiGiang</w:t>
+      </w:r>
+      <w:r>
+        <w:rPr>
+          <w:rFonts w:ascii="Times New Roman" w:hAnsi="Times New Roman"/>
+          <w:color w:val="000000" w:themeColor="text1"/>
+          <w:sz w:val="26"/>
+          <w:szCs w:val="26"/>
+          <w:lang w:val="nl-NL"/>
+        </w:rPr>
+        <w:t xml:space="preserve">]] </w:t>
       </w:r>
       <w:r>
         <w:rPr>
@@ -1393,17 +1235,27 @@
           <w:szCs w:val="26"/>
           <w:lang w:val="nl-NL"/>
         </w:rPr>
-        <w:t xml:space="preserve"> </w:t>
-      </w:r>
-      <w:r>
-        <w:rPr>
-          <w:rFonts w:ascii="Times New Roman" w:hAnsi="Times New Roman"/>
-          <w:color w:val="000000" w:themeColor="text1"/>
-          <w:sz w:val="26"/>
-          <w:szCs w:val="26"/>
-          <w:lang w:val="nl-NL"/>
-        </w:rPr>
-        <w:t>[[ThoiGianXinHocTu]]</w:t>
+        <w:t xml:space="preserve"> [[</w:t>
+      </w:r>
+      <w:r>
+        <w:rPr>
+          <w:rFonts w:ascii="Times New Roman" w:hAnsi="Times New Roman"/>
+          <w:color w:val="000000" w:themeColor="text1"/>
+          <w:sz w:val="26"/>
+          <w:szCs w:val="26"/>
+          <w:lang w:val="nl-NL"/>
+        </w:rPr>
+        <w:t>NgayKetThuc</w:t>
+      </w:r>
+      <w:r>
+        <w:rPr>
+          <w:rFonts w:ascii="Times New Roman" w:hAnsi="Times New Roman"/>
+          <w:color w:val="000000" w:themeColor="text1"/>
+          <w:sz w:val="26"/>
+          <w:szCs w:val="26"/>
+          <w:lang w:val="nl-NL"/>
+        </w:rPr>
+        <w:t>]]</w:t>
       </w:r>
     </w:p>
     <w:p>
@@ -1450,7 +1302,27 @@
           <w:szCs w:val="26"/>
           <w:lang w:val="nl-NL"/>
         </w:rPr>
-        <w:t>[[ChiTietLopHoc]]</w:t>
+        <w:t>[[</w:t>
+      </w:r>
+      <w:r>
+        <w:rPr>
+          <w:rFonts w:ascii="Times New Roman" w:hAnsi="Times New Roman"/>
+          <w:color w:val="000000" w:themeColor="text1"/>
+          <w:sz w:val="26"/>
+          <w:szCs w:val="26"/>
+          <w:lang w:val="nl-NL"/>
+        </w:rPr>
+        <w:t>TenKhoaHoc</w:t>
+      </w:r>
+      <w:r>
+        <w:rPr>
+          <w:rFonts w:ascii="Times New Roman" w:hAnsi="Times New Roman"/>
+          <w:color w:val="000000" w:themeColor="text1"/>
+          <w:sz w:val="26"/>
+          <w:szCs w:val="26"/>
+          <w:lang w:val="nl-NL"/>
+        </w:rPr>
+        <w:t>]]</w:t>
       </w:r>
     </w:p>
     <w:p>
@@ -1510,10 +1382,10 @@
         <w:tblLook w:val="01E0" w:firstRow="1" w:lastRow="1" w:firstColumn="1" w:lastColumn="1" w:noHBand="0" w:noVBand="0"/>
       </w:tblPr>
       <w:tblGrid>
-        <w:gridCol w:w="1466"/>
-        <w:gridCol w:w="2954"/>
-        <w:gridCol w:w="2029"/>
-        <w:gridCol w:w="2101"/>
+        <w:gridCol w:w="708"/>
+        <w:gridCol w:w="3838"/>
+        <w:gridCol w:w="2004"/>
+        <w:gridCol w:w="2000"/>
       </w:tblGrid>
       <w:tr>
         <w:tc>
@@ -1550,7 +1422,7 @@
         </w:tc>
         <w:tc>
           <w:tcPr>
-            <w:tcW w:w="3838" w:type="dxa"/>
+            <w:tcW w:w="3954" w:type="dxa"/>
             <w:vMerge w:val="restart"/>
           </w:tcPr>
           <w:p>
@@ -1608,7 +1480,7 @@
         </w:tc>
         <w:tc>
           <w:tcPr>
-            <w:tcW w:w="4004" w:type="dxa"/>
+            <w:tcW w:w="4090" w:type="dxa"/>
             <w:gridSpan w:val="2"/>
           </w:tcPr>
           <w:p>
@@ -1662,7 +1534,7 @@
         </w:tc>
         <w:tc>
           <w:tcPr>
-            <w:tcW w:w="3838" w:type="dxa"/>
+            <w:tcW w:w="3954" w:type="dxa"/>
             <w:vMerge/>
           </w:tcPr>
           <w:p>
@@ -1682,7 +1554,7 @@
         </w:tc>
         <w:tc>
           <w:tcPr>
-            <w:tcW w:w="2004" w:type="dxa"/>
+            <w:tcW w:w="2045" w:type="dxa"/>
           </w:tcPr>
           <w:p>
             <w:pPr>
@@ -1713,7 +1585,7 @@
         </w:tc>
         <w:tc>
           <w:tcPr>
-            <w:tcW w:w="2000" w:type="dxa"/>
+            <w:tcW w:w="2045" w:type="dxa"/>
           </w:tcPr>
           <w:p>
             <w:pPr>
@@ -1761,21 +1633,11 @@
                 <w:lang w:val="nl-NL"/>
               </w:rPr>
             </w:pPr>
-            <w:r>
-              <w:rPr>
-                <w:rFonts w:ascii="Times New Roman" w:hAnsi="Times New Roman"/>
-                <w:color w:val="000000" w:themeColor="text1"/>
-                <w:sz w:val="26"/>
-                <w:szCs w:val="26"/>
-                <w:lang w:val="nl-NL"/>
-              </w:rPr>
-              <w:t>[[DK.STT]]</w:t>
-            </w:r>
           </w:p>
         </w:tc>
         <w:tc>
           <w:tcPr>
-            <w:tcW w:w="3838" w:type="dxa"/>
+            <w:tcW w:w="3954" w:type="dxa"/>
           </w:tcPr>
           <w:p>
             <w:pPr>
@@ -1790,41 +1652,11 @@
                 <w:lang w:val="nl-NL"/>
               </w:rPr>
             </w:pPr>
-            <w:r>
-              <w:rPr>
-                <w:rFonts w:ascii="Times New Roman" w:hAnsi="Times New Roman"/>
-                <w:color w:val="000000" w:themeColor="text1"/>
-                <w:sz w:val="26"/>
-                <w:szCs w:val="26"/>
-                <w:lang w:val="nl-NL"/>
-              </w:rPr>
-              <w:t>[[DK.</w:t>
-            </w:r>
-            <w:r>
-              <w:rPr>
-                <w:rFonts w:ascii="Times New Roman" w:hAnsi="Times New Roman"/>
-                <w:color w:val="000000" w:themeColor="text1"/>
-                <w:sz w:val="26"/>
-                <w:szCs w:val="26"/>
-                <w:lang w:val="nl-NL"/>
-              </w:rPr>
-              <w:t>NoiDung</w:t>
-            </w:r>
-            <w:r>
-              <w:rPr>
-                <w:rFonts w:ascii="Times New Roman" w:hAnsi="Times New Roman"/>
-                <w:color w:val="000000" w:themeColor="text1"/>
-                <w:sz w:val="26"/>
-                <w:szCs w:val="26"/>
-                <w:lang w:val="nl-NL"/>
-              </w:rPr>
-              <w:t>]]</w:t>
-            </w:r>
           </w:p>
         </w:tc>
         <w:tc>
           <w:tcPr>
-            <w:tcW w:w="2004" w:type="dxa"/>
+            <w:tcW w:w="2045" w:type="dxa"/>
           </w:tcPr>
           <w:p>
             <w:pPr>
@@ -1839,41 +1671,11 @@
                 <w:lang w:val="nl-NL"/>
               </w:rPr>
             </w:pPr>
-            <w:r>
-              <w:rPr>
-                <w:rFonts w:ascii="Times New Roman" w:hAnsi="Times New Roman"/>
-                <w:color w:val="000000" w:themeColor="text1"/>
-                <w:sz w:val="26"/>
-                <w:szCs w:val="26"/>
-                <w:lang w:val="nl-NL"/>
-              </w:rPr>
-              <w:t>[[DK.</w:t>
-            </w:r>
-            <w:r>
-              <w:rPr>
-                <w:rFonts w:ascii="Times New Roman" w:hAnsi="Times New Roman"/>
-                <w:color w:val="000000" w:themeColor="text1"/>
-                <w:sz w:val="26"/>
-                <w:szCs w:val="26"/>
-                <w:lang w:val="nl-NL"/>
-              </w:rPr>
-              <w:t>LyThuyet</w:t>
-            </w:r>
-            <w:r>
-              <w:rPr>
-                <w:rFonts w:ascii="Times New Roman" w:hAnsi="Times New Roman"/>
-                <w:color w:val="000000" w:themeColor="text1"/>
-                <w:sz w:val="26"/>
-                <w:szCs w:val="26"/>
-                <w:lang w:val="nl-NL"/>
-              </w:rPr>
-              <w:t>]]</w:t>
-            </w:r>
           </w:p>
         </w:tc>
         <w:tc>
           <w:tcPr>
-            <w:tcW w:w="2000" w:type="dxa"/>
+            <w:tcW w:w="2045" w:type="dxa"/>
           </w:tcPr>
           <w:p>
             <w:pPr>
@@ -1888,15 +1690,191 @@
                 <w:lang w:val="nl-NL"/>
               </w:rPr>
             </w:pPr>
+          </w:p>
+        </w:tc>
+      </w:tr>
+      <w:tr>
+        <w:tc>
+          <w:tcPr>
+            <w:tcW w:w="708" w:type="dxa"/>
+          </w:tcPr>
+          <w:p>
+            <w:pPr>
+              <w:shd w:val="clear" w:color="auto" w:fill="FFFFFF" w:themeFill="background1"/>
+              <w:spacing w:line="300" w:lineRule="auto"/>
+              <w:jc w:val="both"/>
+              <w:rPr>
+                <w:rFonts w:ascii="Times New Roman" w:hAnsi="Times New Roman"/>
+                <w:color w:val="000000" w:themeColor="text1"/>
+                <w:sz w:val="26"/>
+                <w:szCs w:val="26"/>
+                <w:lang w:val="nl-NL"/>
+              </w:rPr>
+            </w:pPr>
+          </w:p>
+        </w:tc>
+        <w:tc>
+          <w:tcPr>
+            <w:tcW w:w="3954" w:type="dxa"/>
+          </w:tcPr>
+          <w:p>
+            <w:pPr>
+              <w:shd w:val="clear" w:color="auto" w:fill="FFFFFF" w:themeFill="background1"/>
+              <w:spacing w:line="300" w:lineRule="auto"/>
+              <w:jc w:val="both"/>
+              <w:rPr>
+                <w:rFonts w:ascii="Times New Roman" w:hAnsi="Times New Roman"/>
+                <w:color w:val="000000" w:themeColor="text1"/>
+                <w:sz w:val="26"/>
+                <w:szCs w:val="26"/>
+                <w:lang w:val="nl-NL"/>
+              </w:rPr>
+            </w:pPr>
+          </w:p>
+        </w:tc>
+        <w:tc>
+          <w:tcPr>
+            <w:tcW w:w="2045" w:type="dxa"/>
+          </w:tcPr>
+          <w:p>
+            <w:pPr>
+              <w:shd w:val="clear" w:color="auto" w:fill="FFFFFF" w:themeFill="background1"/>
+              <w:spacing w:line="300" w:lineRule="auto"/>
+              <w:jc w:val="both"/>
+              <w:rPr>
+                <w:rFonts w:ascii="Times New Roman" w:hAnsi="Times New Roman"/>
+                <w:color w:val="000000" w:themeColor="text1"/>
+                <w:sz w:val="26"/>
+                <w:szCs w:val="26"/>
+                <w:lang w:val="nl-NL"/>
+              </w:rPr>
+            </w:pPr>
+          </w:p>
+        </w:tc>
+        <w:tc>
+          <w:tcPr>
+            <w:tcW w:w="2045" w:type="dxa"/>
+          </w:tcPr>
+          <w:p>
+            <w:pPr>
+              <w:shd w:val="clear" w:color="auto" w:fill="FFFFFF" w:themeFill="background1"/>
+              <w:spacing w:line="300" w:lineRule="auto"/>
+              <w:jc w:val="both"/>
+              <w:rPr>
+                <w:rFonts w:ascii="Times New Roman" w:hAnsi="Times New Roman"/>
+                <w:color w:val="000000" w:themeColor="text1"/>
+                <w:sz w:val="26"/>
+                <w:szCs w:val="26"/>
+                <w:lang w:val="nl-NL"/>
+              </w:rPr>
+            </w:pPr>
+          </w:p>
+        </w:tc>
+      </w:tr>
+      <w:tr>
+        <w:tc>
+          <w:tcPr>
+            <w:tcW w:w="708" w:type="dxa"/>
+          </w:tcPr>
+          <w:p>
+            <w:pPr>
+              <w:shd w:val="clear" w:color="auto" w:fill="FFFFFF" w:themeFill="background1"/>
+              <w:spacing w:line="300" w:lineRule="auto"/>
+              <w:jc w:val="both"/>
+              <w:rPr>
+                <w:rFonts w:ascii="Times New Roman" w:hAnsi="Times New Roman"/>
+                <w:color w:val="000000" w:themeColor="text1"/>
+                <w:sz w:val="26"/>
+                <w:szCs w:val="26"/>
+                <w:lang w:val="nl-NL"/>
+              </w:rPr>
+            </w:pPr>
+          </w:p>
+        </w:tc>
+        <w:tc>
+          <w:tcPr>
+            <w:tcW w:w="3954" w:type="dxa"/>
+          </w:tcPr>
+          <w:p>
+            <w:pPr>
+              <w:shd w:val="clear" w:color="auto" w:fill="FFFFFF" w:themeFill="background1"/>
+              <w:spacing w:line="300" w:lineRule="auto"/>
+              <w:jc w:val="both"/>
+              <w:rPr>
+                <w:rFonts w:ascii="Times New Roman" w:hAnsi="Times New Roman"/>
+                <w:color w:val="000000" w:themeColor="text1"/>
+                <w:sz w:val="26"/>
+                <w:szCs w:val="26"/>
+                <w:lang w:val="nl-NL"/>
+              </w:rPr>
+            </w:pPr>
+          </w:p>
+        </w:tc>
+        <w:tc>
+          <w:tcPr>
+            <w:tcW w:w="2045" w:type="dxa"/>
+          </w:tcPr>
+          <w:p>
+            <w:pPr>
+              <w:shd w:val="clear" w:color="auto" w:fill="FFFFFF" w:themeFill="background1"/>
+              <w:spacing w:line="300" w:lineRule="auto"/>
+              <w:jc w:val="both"/>
+              <w:rPr>
+                <w:rFonts w:ascii="Times New Roman" w:hAnsi="Times New Roman"/>
+                <w:color w:val="000000" w:themeColor="text1"/>
+                <w:sz w:val="26"/>
+                <w:szCs w:val="26"/>
+                <w:lang w:val="nl-NL"/>
+              </w:rPr>
+            </w:pPr>
+          </w:p>
+        </w:tc>
+        <w:tc>
+          <w:tcPr>
+            <w:tcW w:w="2045" w:type="dxa"/>
+          </w:tcPr>
+          <w:p>
+            <w:pPr>
+              <w:shd w:val="clear" w:color="auto" w:fill="FFFFFF" w:themeFill="background1"/>
+              <w:spacing w:line="300" w:lineRule="auto"/>
+              <w:jc w:val="both"/>
+              <w:rPr>
+                <w:rFonts w:ascii="Times New Roman" w:hAnsi="Times New Roman"/>
+                <w:color w:val="000000" w:themeColor="text1"/>
+                <w:sz w:val="26"/>
+                <w:szCs w:val="26"/>
+                <w:lang w:val="nl-NL"/>
+              </w:rPr>
+            </w:pPr>
+          </w:p>
+        </w:tc>
+      </w:tr>
+      <w:tr>
+        <w:tc>
+          <w:tcPr>
+            <w:tcW w:w="8752" w:type="dxa"/>
+            <w:gridSpan w:val="4"/>
+          </w:tcPr>
+          <w:p>
+            <w:pPr>
+              <w:shd w:val="clear" w:color="auto" w:fill="FFFFFF" w:themeFill="background1"/>
+              <w:spacing w:line="300" w:lineRule="auto"/>
+              <w:jc w:val="both"/>
+              <w:rPr>
+                <w:rFonts w:ascii="Times New Roman" w:hAnsi="Times New Roman"/>
+                <w:color w:val="000000" w:themeColor="text1"/>
+                <w:sz w:val="26"/>
+                <w:szCs w:val="26"/>
+              </w:rPr>
+            </w:pPr>
             <w:r>
               <w:rPr>
                 <w:rFonts w:ascii="Times New Roman" w:hAnsi="Times New Roman"/>
                 <w:color w:val="000000" w:themeColor="text1"/>
                 <w:sz w:val="26"/>
                 <w:szCs w:val="26"/>
-                <w:lang w:val="nl-NL"/>
-              </w:rPr>
-              <w:t>[[DK.</w:t>
+              </w:rPr>
+              <w:t xml:space="preserve">Ý kiến của </w:t>
             </w:r>
             <w:r>
               <w:rPr>
@@ -1904,9 +1882,9 @@
                 <w:color w:val="000000" w:themeColor="text1"/>
                 <w:sz w:val="26"/>
                 <w:szCs w:val="26"/>
-                <w:lang w:val="nl-NL"/>
-              </w:rPr>
-              <w:t>ThucHanh</w:t>
+                <w:lang w:val="vi-VN"/>
+              </w:rPr>
+              <w:t xml:space="preserve">lãnh đạo </w:t>
             </w:r>
             <w:r>
               <w:rPr>
@@ -1914,46 +1892,52 @@
                 <w:color w:val="000000" w:themeColor="text1"/>
                 <w:sz w:val="26"/>
                 <w:szCs w:val="26"/>
-                <w:lang w:val="nl-NL"/>
-              </w:rPr>
-              <w:t>]]</w:t>
+              </w:rPr>
+              <w:t>khoa:</w:t>
             </w:r>
+          </w:p>
+          <w:p>
+            <w:pPr>
+              <w:shd w:val="clear" w:color="auto" w:fill="FFFFFF" w:themeFill="background1"/>
+              <w:spacing w:line="300" w:lineRule="auto"/>
+              <w:jc w:val="both"/>
+              <w:rPr>
+                <w:rFonts w:ascii="Times New Roman" w:hAnsi="Times New Roman"/>
+                <w:color w:val="000000" w:themeColor="text1"/>
+                <w:sz w:val="26"/>
+                <w:szCs w:val="26"/>
+              </w:rPr>
+            </w:pPr>
+          </w:p>
+          <w:p>
+            <w:pPr>
+              <w:shd w:val="clear" w:color="auto" w:fill="FFFFFF" w:themeFill="background1"/>
+              <w:spacing w:line="300" w:lineRule="auto"/>
+              <w:jc w:val="both"/>
+              <w:rPr>
+                <w:rFonts w:ascii="Times New Roman" w:hAnsi="Times New Roman"/>
+                <w:color w:val="000000" w:themeColor="text1"/>
+                <w:sz w:val="26"/>
+                <w:szCs w:val="26"/>
+              </w:rPr>
+            </w:pPr>
+          </w:p>
+          <w:p>
+            <w:pPr>
+              <w:shd w:val="clear" w:color="auto" w:fill="FFFFFF" w:themeFill="background1"/>
+              <w:spacing w:line="300" w:lineRule="auto"/>
+              <w:jc w:val="both"/>
+              <w:rPr>
+                <w:rFonts w:ascii="Times New Roman" w:hAnsi="Times New Roman"/>
+                <w:color w:val="000000" w:themeColor="text1"/>
+                <w:sz w:val="26"/>
+                <w:szCs w:val="26"/>
+              </w:rPr>
+            </w:pPr>
           </w:p>
         </w:tc>
       </w:tr>
     </w:tbl>
-    <w:p>
-      <w:pPr>
-        <w:shd w:val="clear" w:color="auto" w:fill="FFFFFF" w:themeFill="background1"/>
-        <w:spacing w:before="120" w:line="300" w:lineRule="auto"/>
-        <w:jc w:val="both"/>
-        <w:rPr>
-          <w:rFonts w:ascii="Times New Roman" w:hAnsi="Times New Roman"/>
-          <w:color w:val="000000" w:themeColor="text1"/>
-          <w:sz w:val="26"/>
-          <w:szCs w:val="26"/>
-        </w:rPr>
-      </w:pPr>
-      <w:r>
-        <w:rPr>
-          <w:rFonts w:ascii="Times New Roman" w:hAnsi="Times New Roman"/>
-          <w:color w:val="000000" w:themeColor="text1"/>
-          <w:sz w:val="26"/>
-          <w:szCs w:val="26"/>
-        </w:rPr>
-        <w:tab/>
-        <w:t xml:space="preserve">Ý kiến của lãnh đạo: </w:t>
-      </w:r>
-      <w:r>
-        <w:rPr>
-          <w:rFonts w:ascii="Times New Roman" w:hAnsi="Times New Roman"/>
-          <w:color w:val="000000" w:themeColor="text1"/>
-          <w:sz w:val="26"/>
-          <w:szCs w:val="26"/>
-        </w:rPr>
-        <w:t>[[YKienCuaLanhDao]]</w:t>
-      </w:r>
-    </w:p>
     <w:p>
       <w:pPr>
         <w:numPr>
@@ -1996,7 +1980,7 @@
           <w:sz w:val="26"/>
           <w:szCs w:val="26"/>
         </w:rPr>
-        <w:t xml:space="preserve"> khoa đề nghị:</w:t>
+        <w:t xml:space="preserve"> khoa đề nghị :</w:t>
       </w:r>
     </w:p>
     <w:p>
@@ -2098,8 +2082,7 @@
       <w:pPr>
         <w:shd w:val="clear" w:color="auto" w:fill="FFFFFF" w:themeFill="background1"/>
         <w:spacing w:line="300" w:lineRule="auto"/>
-        <w:ind w:left="5040"/>
-        <w:jc w:val="both"/>
+        <w:jc w:val="right"/>
         <w:rPr>
           <w:rFonts w:ascii="Times New Roman" w:hAnsi="Times New Roman"/>
           <w:i/>
@@ -2116,7 +2099,7 @@
           <w:sz w:val="26"/>
           <w:szCs w:val="26"/>
         </w:rPr>
-        <w:t xml:space="preserve">Hà Nội, </w:t>
+        <w:t>Hà</w:t>
       </w:r>
       <w:r>
         <w:rPr>
@@ -2126,7 +2109,57 @@
           <w:sz w:val="26"/>
           <w:szCs w:val="26"/>
         </w:rPr>
-        <w:t>[[NgayThangNamDayDu]]</w:t>
+        <w:t xml:space="preserve"> </w:t>
+      </w:r>
+      <w:r>
+        <w:rPr>
+          <w:rFonts w:ascii="Times New Roman" w:hAnsi="Times New Roman"/>
+          <w:i/>
+          <w:color w:val="000000" w:themeColor="text1"/>
+          <w:sz w:val="26"/>
+          <w:szCs w:val="26"/>
+        </w:rPr>
+        <w:t>Nội,</w:t>
+      </w:r>
+      <w:r>
+        <w:rPr>
+          <w:rFonts w:ascii="Times New Roman" w:hAnsi="Times New Roman"/>
+          <w:i/>
+          <w:color w:val="000000" w:themeColor="text1"/>
+          <w:sz w:val="26"/>
+          <w:szCs w:val="26"/>
+        </w:rPr>
+        <w:t xml:space="preserve"> </w:t>
+      </w:r>
+      <w:r>
+        <w:rPr>
+          <w:rFonts w:ascii="Times New Roman" w:hAnsi="Times New Roman"/>
+          <w:i/>
+          <w:color w:val="000000" w:themeColor="text1"/>
+          <w:sz w:val="26"/>
+          <w:szCs w:val="26"/>
+        </w:rPr>
+        <w:t>[[</w:t>
+      </w:r>
+      <w:r>
+        <w:rPr>
+          <w:rFonts w:ascii="Times New Roman" w:hAnsi="Times New Roman"/>
+          <w:i/>
+          <w:color w:val="000000" w:themeColor="text1"/>
+          <w:sz w:val="26"/>
+          <w:szCs w:val="26"/>
+        </w:rPr>
+        <w:t>NgayThangNamHienTaiDayDu</w:t>
+      </w:r>
+      <w:r>
+        <w:rPr>
+          <w:rFonts w:ascii="Times New Roman" w:hAnsi="Times New Roman"/>
+          <w:i/>
+          <w:color w:val="000000" w:themeColor="text1"/>
+          <w:sz w:val="26"/>
+          <w:szCs w:val="26"/>
+        </w:rPr>
+        <w:t>]]</w:t>
       </w:r>
     </w:p>
     <w:p>
@@ -2183,6 +2216,7 @@
           <w:color w:val="000000" w:themeColor="text1"/>
           <w:sz w:val="26"/>
           <w:szCs w:val="26"/>
+          <w:lang w:val="nl-NL"/>
         </w:rPr>
       </w:pPr>
       <w:r>
@@ -2198,8 +2232,46 @@
         </w:rPr>
         <w:t xml:space="preserve">                Lâm sàng </w:t>
       </w:r>
+      <w:r>
+        <w:rPr>
+          <w:rFonts w:ascii="Times New Roman" w:hAnsi="Times New Roman"/>
+          <w:b/>
+          <w:bCs/>
+          <w:iCs/>
+          <w:color w:val="000000" w:themeColor="text1"/>
+          <w:sz w:val="26"/>
+          <w:szCs w:val="26"/>
+          <w:lang w:val="nl-NL"/>
+        </w:rPr>
+        <w:tab/>
+      </w:r>
+      <w:r>
+        <w:rPr>
+          <w:rFonts w:ascii="Times New Roman" w:hAnsi="Times New Roman"/>
+          <w:b/>
+          <w:bCs/>
+          <w:iCs/>
+          <w:color w:val="000000" w:themeColor="text1"/>
+          <w:sz w:val="26"/>
+          <w:szCs w:val="26"/>
+          <w:lang w:val="nl-NL"/>
+        </w:rPr>
+        <w:tab/>
+      </w:r>
+      <w:r>
+        <w:rPr>
+          <w:rFonts w:ascii="Times New Roman" w:hAnsi="Times New Roman"/>
+          <w:b/>
+          <w:bCs/>
+          <w:iCs/>
+          <w:color w:val="000000" w:themeColor="text1"/>
+          <w:sz w:val="26"/>
+          <w:szCs w:val="26"/>
+          <w:lang w:val="nl-NL"/>
+        </w:rPr>
+        <w:tab/>
+      </w:r>
     </w:p>
-    <w:p/>
     <w:sectPr>
       <w:pgSz w:w="11907" w:h="16840" w:code="9"/>
       <w:pgMar w:top="1134" w:right="1134" w:bottom="1134" w:left="1701" w:header="720" w:footer="720" w:gutter="0"/>
@@ -2211,7 +2283,7 @@
 </file>
 
 <file path=word/numbering.xml><?xml version="1.0" encoding="utf-8"?>
-<w:numbering xmlns:wpc="http://schemas.microsoft.com/office/word/2010/wordprocessingCanvas" xmlns:cx="http://schemas.microsoft.com/office/drawing/2014/chartex" xmlns:cx1="http://schemas.microsoft.com/office/drawing/2015/9/8/chartex" xmlns:cx2="http://schemas.microsoft.com/office/drawing/2015/10/21/chartex" xmlns:cx3="http://schemas.microsoft.com/office/drawing/2016/5/9/chartex" xmlns:cx4="http://schemas.microsoft.com/office/drawing/2016/5/10/chartex" xmlns:cx5="http://schemas.microsoft.com/office/drawing/2016/5/11/chartex" xmlns:cx6="http://schemas.microsoft.com/office/drawing/2016/5/12/chartex" xmlns:cx7="http://schemas.microsoft.com/office/drawing/2016/5/13/chartex" xmlns:cx8="http://schemas.microsoft.com/office/drawing/2016/5/14/chartex" xmlns:mc="http://schemas.openxmlformats.org/markup-compatibility/2006" xmlns:aink="http://schemas.microsoft.com/office/drawing/2016/ink" xmlns:am3d="http://schemas.microsoft.com/office/drawing/2017/model3d" xmlns:o="urn:schemas-microsoft-com:office:office" xmlns:oel="http://schemas.microsoft.com/office/2019/extlst" xmlns:r="http://schemas.openxmlformats.org/officeDocument/2006/relationships" xmlns:m="http://schemas.openxmlformats.org/officeDocument/2006/math" xmlns:v="urn:schemas-microsoft-com:vml" xmlns:wp14="http://schemas.microsoft.com/office/word/2010/wordprocessingDrawing" xmlns:wp="http://schemas.openxmlformats.org/drawingml/2006/wordprocessingDrawing" xmlns:w10="urn:schemas-microsoft-com:office:word" xmlns:w="http://schemas.openxmlformats.org/wordprocessingml/2006/main" xmlns:w14="http://schemas.microsoft.com/office/word/2010/wordml" xmlns:w15="http://schemas.microsoft.com/office/word/2012/wordml" xmlns:w16cex="http://schemas.microsoft.com/office/word/2018/wordml/cex" xmlns:w16cid="http://schemas.microsoft.com/office/word/2016/wordml/cid" xmlns:w16="http://schemas.microsoft.com/office/word/2018/wordml" xmlns:w16sdtdh="http://schemas.microsoft.com/office/word/2020/wordml/sdtdatahash" xmlns:w16se="http://schemas.microsoft.com/office/word/2015/wordml/symex" xmlns:wpg="http://schemas.microsoft.com/office/word/2010/wordprocessingGroup" xmlns:wpi="http://schemas.microsoft.com/office/word/2010/wordprocessingInk" xmlns:wne="http://schemas.microsoft.com/office/word/2006/wordml" xmlns:wps="http://schemas.microsoft.com/office/word/2010/wordprocessingShape" mc:Ignorable="w14 w15 w16se w16cid w16 w16cex w16sdtdh wp14">
+<w:numbering xmlns:wpc="http://schemas.microsoft.com/office/word/2010/wordprocessingCanvas" xmlns:cx="http://schemas.microsoft.com/office/drawing/2014/chartex" xmlns:cx1="http://schemas.microsoft.com/office/drawing/2015/9/8/chartex" xmlns:cx2="http://schemas.microsoft.com/office/drawing/2015/10/21/chartex" xmlns:cx3="http://schemas.microsoft.com/office/drawing/2016/5/9/chartex" xmlns:cx4="http://schemas.microsoft.com/office/drawing/2016/5/10/chartex" xmlns:cx5="http://schemas.microsoft.com/office/drawing/2016/5/11/chartex" xmlns:cx6="http://schemas.microsoft.com/office/drawing/2016/5/12/chartex" xmlns:cx7="http://schemas.microsoft.com/office/drawing/2016/5/13/chartex" xmlns:cx8="http://schemas.microsoft.com/office/drawing/2016/5/14/chartex" xmlns:mc="http://schemas.openxmlformats.org/markup-compatibility/2006" xmlns:aink="http://schemas.microsoft.com/office/drawing/2016/ink" xmlns:am3d="http://schemas.microsoft.com/office/drawing/2017/model3d" xmlns:o="urn:schemas-microsoft-com:office:office" xmlns:oel="http://schemas.microsoft.com/office/2019/extlst" xmlns:r="http://schemas.openxmlformats.org/officeDocument/2006/relationships" xmlns:m="http://schemas.openxmlformats.org/officeDocument/2006/math" xmlns:v="urn:schemas-microsoft-com:vml" xmlns:wp14="http://schemas.microsoft.com/office/word/2010/wordprocessingDrawing" xmlns:wp="http://schemas.openxmlformats.org/drawingml/2006/wordprocessingDrawing" xmlns:w10="urn:schemas-microsoft-com:office:word" xmlns:w="http://schemas.openxmlformats.org/wordprocessingml/2006/main" xmlns:w14="http://schemas.microsoft.com/office/word/2010/wordml" xmlns:w15="http://schemas.microsoft.com/office/word/2012/wordml" xmlns:w16cex="http://schemas.microsoft.com/office/word/2018/wordml/cex" xmlns:w16cid="http://schemas.microsoft.com/office/word/2016/wordml/cid" xmlns:w16="http://schemas.microsoft.com/office/word/2018/wordml" xmlns:w16du="http://schemas.microsoft.com/office/word/2023/wordml/word16du" xmlns:w16sdtdh="http://schemas.microsoft.com/office/word/2020/wordml/sdtdatahash" xmlns:w16sdtfl="http://schemas.microsoft.com/office/word/2024/wordml/sdtformatlock" xmlns:w16se="http://schemas.microsoft.com/office/word/2015/wordml/symex" xmlns:wpg="http://schemas.microsoft.com/office/word/2010/wordprocessingGroup" xmlns:wpi="http://schemas.microsoft.com/office/word/2010/wordprocessingInk" xmlns:wne="http://schemas.microsoft.com/office/word/2006/wordml" xmlns:wps="http://schemas.microsoft.com/office/word/2010/wordprocessingShape" mc:Ignorable="w14 w15 w16se w16cid w16 w16cex w16sdtdh w16sdtfl w16du wp14">
   <w:abstractNum w:abstractNumId="0" w15:restartNumberingAfterBreak="0">
     <w:nsid w:val="3E3B2C17"/>
     <w:multiLevelType w:val="hybridMultilevel"/>
@@ -2332,7 +2404,7 @@
 </file>
 
 <file path=word/styles.xml><?xml version="1.0" encoding="utf-8"?>
-<w:styles xmlns:mc="http://schemas.openxmlformats.org/markup-compatibility/2006" xmlns:r="http://schemas.openxmlformats.org/officeDocument/2006/relationships" xmlns:w="http://schemas.openxmlformats.org/wordprocessingml/2006/main" xmlns:w14="http://schemas.microsoft.com/office/word/2010/wordml" xmlns:w15="http://schemas.microsoft.com/office/word/2012/wordml" xmlns:w16cex="http://schemas.microsoft.com/office/word/2018/wordml/cex" xmlns:w16cid="http://schemas.microsoft.com/office/word/2016/wordml/cid" xmlns:w16="http://schemas.microsoft.com/office/word/2018/wordml" xmlns:w16sdtdh="http://schemas.microsoft.com/office/word/2020/wordml/sdtdatahash" xmlns:w16se="http://schemas.microsoft.com/office/word/2015/wordml/symex" mc:Ignorable="w14 w15 w16se w16cid w16 w16cex w16sdtdh">
+<w:styles xmlns:mc="http://schemas.openxmlformats.org/markup-compatibility/2006" xmlns:r="http://schemas.openxmlformats.org/officeDocument/2006/relationships" xmlns:w="http://schemas.openxmlformats.org/wordprocessingml/2006/main" xmlns:w14="http://schemas.microsoft.com/office/word/2010/wordml" xmlns:w15="http://schemas.microsoft.com/office/word/2012/wordml" xmlns:w16cex="http://schemas.microsoft.com/office/word/2018/wordml/cex" xmlns:w16cid="http://schemas.microsoft.com/office/word/2016/wordml/cid" xmlns:w16="http://schemas.microsoft.com/office/word/2018/wordml" xmlns:w16du="http://schemas.microsoft.com/office/word/2023/wordml/word16du" xmlns:w16sdtdh="http://schemas.microsoft.com/office/word/2020/wordml/sdtdatahash" xmlns:w16sdtfl="http://schemas.microsoft.com/office/word/2024/wordml/sdtformatlock" xmlns:w16se="http://schemas.microsoft.com/office/word/2015/wordml/symex" mc:Ignorable="w14 w15 w16se w16cid w16 w16cex w16sdtdh w16sdtfl w16du">
   <w:docDefaults>
     <w:rPrDefault>
       <w:rPr>
@@ -2940,6 +3012,7 @@
   <w:style w:type="character" w:default="1" w:styleId="DefaultParagraphFont">
     <w:name w:val="Default Paragraph Font"/>
     <w:uiPriority w:val="1"/>
+    <w:semiHidden/>
     <w:unhideWhenUsed/>
   </w:style>
   <w:style w:type="table" w:default="1" w:styleId="TableNormal">

--- a/QTQLĐT&HTQT03/QTQLĐT&HTQT03BM06.docx
+++ b/QTQLĐT&HTQT03/QTQLĐT&HTQT03BM06.docx
@@ -967,27 +967,7 @@
           <w:szCs w:val="26"/>
           <w:lang w:val="nl-NL"/>
         </w:rPr>
-        <w:t>[[</w:t>
-      </w:r>
-      <w:r>
-        <w:rPr>
-          <w:rFonts w:ascii="Times New Roman" w:hAnsi="Times New Roman"/>
-          <w:color w:val="000000" w:themeColor="text1"/>
-          <w:sz w:val="26"/>
-          <w:szCs w:val="26"/>
-          <w:lang w:val="nl-NL"/>
-        </w:rPr>
-        <w:t>DiaChiCongTacHV</w:t>
-      </w:r>
-      <w:r>
-        <w:rPr>
-          <w:rFonts w:ascii="Times New Roman" w:hAnsi="Times New Roman"/>
-          <w:color w:val="000000" w:themeColor="text1"/>
-          <w:sz w:val="26"/>
-          <w:szCs w:val="26"/>
-          <w:lang w:val="nl-NL"/>
-        </w:rPr>
-        <w:t>]]</w:t>
+        <w:t>[[DiaChiDonViHV]]</w:t>
       </w:r>
     </w:p>
     <w:p>
@@ -1382,10 +1362,10 @@
         <w:tblLook w:val="01E0" w:firstRow="1" w:lastRow="1" w:firstColumn="1" w:lastColumn="1" w:noHBand="0" w:noVBand="0"/>
       </w:tblPr>
       <w:tblGrid>
-        <w:gridCol w:w="708"/>
-        <w:gridCol w:w="3838"/>
-        <w:gridCol w:w="2004"/>
-        <w:gridCol w:w="2000"/>
+        <w:gridCol w:w="1466"/>
+        <w:gridCol w:w="2954"/>
+        <w:gridCol w:w="2029"/>
+        <w:gridCol w:w="2101"/>
       </w:tblGrid>
       <w:tr>
         <w:tc>
@@ -1422,7 +1402,7 @@
         </w:tc>
         <w:tc>
           <w:tcPr>
-            <w:tcW w:w="3954" w:type="dxa"/>
+            <w:tcW w:w="3838" w:type="dxa"/>
             <w:vMerge w:val="restart"/>
           </w:tcPr>
           <w:p>
@@ -1480,7 +1460,7 @@
         </w:tc>
         <w:tc>
           <w:tcPr>
-            <w:tcW w:w="4090" w:type="dxa"/>
+            <w:tcW w:w="4004" w:type="dxa"/>
             <w:gridSpan w:val="2"/>
           </w:tcPr>
           <w:p>
@@ -1534,7 +1514,7 @@
         </w:tc>
         <w:tc>
           <w:tcPr>
-            <w:tcW w:w="3954" w:type="dxa"/>
+            <w:tcW w:w="3838" w:type="dxa"/>
             <w:vMerge/>
           </w:tcPr>
           <w:p>
@@ -1554,7 +1534,7 @@
         </w:tc>
         <w:tc>
           <w:tcPr>
-            <w:tcW w:w="2045" w:type="dxa"/>
+            <w:tcW w:w="2004" w:type="dxa"/>
           </w:tcPr>
           <w:p>
             <w:pPr>
@@ -1585,7 +1565,7 @@
         </w:tc>
         <w:tc>
           <w:tcPr>
-            <w:tcW w:w="2045" w:type="dxa"/>
+            <w:tcW w:w="2000" w:type="dxa"/>
           </w:tcPr>
           <w:p>
             <w:pPr>
@@ -1633,11 +1613,21 @@
                 <w:lang w:val="nl-NL"/>
               </w:rPr>
             </w:pPr>
+            <w:r>
+              <w:rPr>
+                <w:rFonts w:ascii="Times New Roman" w:hAnsi="Times New Roman"/>
+                <w:color w:val="000000" w:themeColor="text1"/>
+                <w:sz w:val="26"/>
+                <w:szCs w:val="26"/>
+                <w:lang w:val="nl-NL"/>
+              </w:rPr>
+              <w:t>[[KH.STT]]</w:t>
+            </w:r>
           </w:p>
         </w:tc>
         <w:tc>
           <w:tcPr>
-            <w:tcW w:w="3954" w:type="dxa"/>
+            <w:tcW w:w="3838" w:type="dxa"/>
           </w:tcPr>
           <w:p>
             <w:pPr>
@@ -1652,11 +1642,21 @@
                 <w:lang w:val="nl-NL"/>
               </w:rPr>
             </w:pPr>
+            <w:r>
+              <w:rPr>
+                <w:rFonts w:ascii="Times New Roman" w:hAnsi="Times New Roman"/>
+                <w:color w:val="000000" w:themeColor="text1"/>
+                <w:sz w:val="26"/>
+                <w:szCs w:val="26"/>
+                <w:lang w:val="nl-NL"/>
+              </w:rPr>
+              <w:t>[[KH.NoiDung]]</w:t>
+            </w:r>
           </w:p>
         </w:tc>
         <w:tc>
           <w:tcPr>
-            <w:tcW w:w="2045" w:type="dxa"/>
+            <w:tcW w:w="2004" w:type="dxa"/>
           </w:tcPr>
           <w:p>
             <w:pPr>
@@ -1671,11 +1671,21 @@
                 <w:lang w:val="nl-NL"/>
               </w:rPr>
             </w:pPr>
+            <w:r>
+              <w:rPr>
+                <w:rFonts w:ascii="Times New Roman" w:hAnsi="Times New Roman"/>
+                <w:color w:val="000000" w:themeColor="text1"/>
+                <w:sz w:val="26"/>
+                <w:szCs w:val="26"/>
+                <w:lang w:val="nl-NL"/>
+              </w:rPr>
+              <w:t>[[KH.LyThuyet]]</w:t>
+            </w:r>
           </w:p>
         </w:tc>
         <w:tc>
           <w:tcPr>
-            <w:tcW w:w="2045" w:type="dxa"/>
+            <w:tcW w:w="2000" w:type="dxa"/>
           </w:tcPr>
           <w:p>
             <w:pPr>
@@ -1690,19 +1700,7 @@
                 <w:lang w:val="nl-NL"/>
               </w:rPr>
             </w:pPr>
-          </w:p>
-        </w:tc>
-      </w:tr>
-      <w:tr>
-        <w:tc>
-          <w:tcPr>
-            <w:tcW w:w="708" w:type="dxa"/>
-          </w:tcPr>
-          <w:p>
-            <w:pPr>
-              <w:shd w:val="clear" w:color="auto" w:fill="FFFFFF" w:themeFill="background1"/>
-              <w:spacing w:line="300" w:lineRule="auto"/>
-              <w:jc w:val="both"/>
+            <w:r>
               <w:rPr>
                 <w:rFonts w:ascii="Times New Roman" w:hAnsi="Times New Roman"/>
                 <w:color w:val="000000" w:themeColor="text1"/>
@@ -1710,234 +1708,101 @@
                 <w:szCs w:val="26"/>
                 <w:lang w:val="nl-NL"/>
               </w:rPr>
-            </w:pPr>
-          </w:p>
-        </w:tc>
-        <w:tc>
-          <w:tcPr>
-            <w:tcW w:w="3954" w:type="dxa"/>
-          </w:tcPr>
-          <w:p>
-            <w:pPr>
-              <w:shd w:val="clear" w:color="auto" w:fill="FFFFFF" w:themeFill="background1"/>
-              <w:spacing w:line="300" w:lineRule="auto"/>
-              <w:jc w:val="both"/>
-              <w:rPr>
-                <w:rFonts w:ascii="Times New Roman" w:hAnsi="Times New Roman"/>
-                <w:color w:val="000000" w:themeColor="text1"/>
-                <w:sz w:val="26"/>
-                <w:szCs w:val="26"/>
-                <w:lang w:val="nl-NL"/>
-              </w:rPr>
-            </w:pPr>
-          </w:p>
-        </w:tc>
-        <w:tc>
-          <w:tcPr>
-            <w:tcW w:w="2045" w:type="dxa"/>
-          </w:tcPr>
-          <w:p>
-            <w:pPr>
-              <w:shd w:val="clear" w:color="auto" w:fill="FFFFFF" w:themeFill="background1"/>
-              <w:spacing w:line="300" w:lineRule="auto"/>
-              <w:jc w:val="both"/>
-              <w:rPr>
-                <w:rFonts w:ascii="Times New Roman" w:hAnsi="Times New Roman"/>
-                <w:color w:val="000000" w:themeColor="text1"/>
-                <w:sz w:val="26"/>
-                <w:szCs w:val="26"/>
-                <w:lang w:val="nl-NL"/>
-              </w:rPr>
-            </w:pPr>
-          </w:p>
-        </w:tc>
-        <w:tc>
-          <w:tcPr>
-            <w:tcW w:w="2045" w:type="dxa"/>
-          </w:tcPr>
-          <w:p>
-            <w:pPr>
-              <w:shd w:val="clear" w:color="auto" w:fill="FFFFFF" w:themeFill="background1"/>
-              <w:spacing w:line="300" w:lineRule="auto"/>
-              <w:jc w:val="both"/>
-              <w:rPr>
-                <w:rFonts w:ascii="Times New Roman" w:hAnsi="Times New Roman"/>
-                <w:color w:val="000000" w:themeColor="text1"/>
-                <w:sz w:val="26"/>
-                <w:szCs w:val="26"/>
-                <w:lang w:val="nl-NL"/>
-              </w:rPr>
-            </w:pPr>
-          </w:p>
-        </w:tc>
-      </w:tr>
-      <w:tr>
-        <w:tc>
-          <w:tcPr>
-            <w:tcW w:w="708" w:type="dxa"/>
-          </w:tcPr>
-          <w:p>
-            <w:pPr>
-              <w:shd w:val="clear" w:color="auto" w:fill="FFFFFF" w:themeFill="background1"/>
-              <w:spacing w:line="300" w:lineRule="auto"/>
-              <w:jc w:val="both"/>
-              <w:rPr>
-                <w:rFonts w:ascii="Times New Roman" w:hAnsi="Times New Roman"/>
-                <w:color w:val="000000" w:themeColor="text1"/>
-                <w:sz w:val="26"/>
-                <w:szCs w:val="26"/>
-                <w:lang w:val="nl-NL"/>
-              </w:rPr>
-            </w:pPr>
-          </w:p>
-        </w:tc>
-        <w:tc>
-          <w:tcPr>
-            <w:tcW w:w="3954" w:type="dxa"/>
-          </w:tcPr>
-          <w:p>
-            <w:pPr>
-              <w:shd w:val="clear" w:color="auto" w:fill="FFFFFF" w:themeFill="background1"/>
-              <w:spacing w:line="300" w:lineRule="auto"/>
-              <w:jc w:val="both"/>
-              <w:rPr>
-                <w:rFonts w:ascii="Times New Roman" w:hAnsi="Times New Roman"/>
-                <w:color w:val="000000" w:themeColor="text1"/>
-                <w:sz w:val="26"/>
-                <w:szCs w:val="26"/>
-                <w:lang w:val="nl-NL"/>
-              </w:rPr>
-            </w:pPr>
-          </w:p>
-        </w:tc>
-        <w:tc>
-          <w:tcPr>
-            <w:tcW w:w="2045" w:type="dxa"/>
-          </w:tcPr>
-          <w:p>
-            <w:pPr>
-              <w:shd w:val="clear" w:color="auto" w:fill="FFFFFF" w:themeFill="background1"/>
-              <w:spacing w:line="300" w:lineRule="auto"/>
-              <w:jc w:val="both"/>
-              <w:rPr>
-                <w:rFonts w:ascii="Times New Roman" w:hAnsi="Times New Roman"/>
-                <w:color w:val="000000" w:themeColor="text1"/>
-                <w:sz w:val="26"/>
-                <w:szCs w:val="26"/>
-                <w:lang w:val="nl-NL"/>
-              </w:rPr>
-            </w:pPr>
-          </w:p>
-        </w:tc>
-        <w:tc>
-          <w:tcPr>
-            <w:tcW w:w="2045" w:type="dxa"/>
-          </w:tcPr>
-          <w:p>
-            <w:pPr>
-              <w:shd w:val="clear" w:color="auto" w:fill="FFFFFF" w:themeFill="background1"/>
-              <w:spacing w:line="300" w:lineRule="auto"/>
-              <w:jc w:val="both"/>
-              <w:rPr>
-                <w:rFonts w:ascii="Times New Roman" w:hAnsi="Times New Roman"/>
-                <w:color w:val="000000" w:themeColor="text1"/>
-                <w:sz w:val="26"/>
-                <w:szCs w:val="26"/>
-                <w:lang w:val="nl-NL"/>
-              </w:rPr>
-            </w:pPr>
-          </w:p>
-        </w:tc>
-      </w:tr>
-      <w:tr>
-        <w:tc>
-          <w:tcPr>
-            <w:tcW w:w="8752" w:type="dxa"/>
-            <w:gridSpan w:val="4"/>
-          </w:tcPr>
-          <w:p>
-            <w:pPr>
-              <w:shd w:val="clear" w:color="auto" w:fill="FFFFFF" w:themeFill="background1"/>
-              <w:spacing w:line="300" w:lineRule="auto"/>
-              <w:jc w:val="both"/>
-              <w:rPr>
-                <w:rFonts w:ascii="Times New Roman" w:hAnsi="Times New Roman"/>
-                <w:color w:val="000000" w:themeColor="text1"/>
-                <w:sz w:val="26"/>
-                <w:szCs w:val="26"/>
-              </w:rPr>
-            </w:pPr>
-            <w:r>
-              <w:rPr>
-                <w:rFonts w:ascii="Times New Roman" w:hAnsi="Times New Roman"/>
-                <w:color w:val="000000" w:themeColor="text1"/>
-                <w:sz w:val="26"/>
-                <w:szCs w:val="26"/>
-              </w:rPr>
-              <w:t xml:space="preserve">Ý kiến của </w:t>
+              <w:t>[[KH.ThucHanh]]</w:t>
             </w:r>
-            <w:r>
-              <w:rPr>
-                <w:rFonts w:ascii="Times New Roman" w:hAnsi="Times New Roman"/>
-                <w:color w:val="000000" w:themeColor="text1"/>
-                <w:sz w:val="26"/>
-                <w:szCs w:val="26"/>
-                <w:lang w:val="vi-VN"/>
-              </w:rPr>
-              <w:t xml:space="preserve">lãnh đạo </w:t>
-            </w:r>
-            <w:r>
-              <w:rPr>
-                <w:rFonts w:ascii="Times New Roman" w:hAnsi="Times New Roman"/>
-                <w:color w:val="000000" w:themeColor="text1"/>
-                <w:sz w:val="26"/>
-                <w:szCs w:val="26"/>
-              </w:rPr>
-              <w:t>khoa:</w:t>
-            </w:r>
-          </w:p>
-          <w:p>
-            <w:pPr>
-              <w:shd w:val="clear" w:color="auto" w:fill="FFFFFF" w:themeFill="background1"/>
-              <w:spacing w:line="300" w:lineRule="auto"/>
-              <w:jc w:val="both"/>
-              <w:rPr>
-                <w:rFonts w:ascii="Times New Roman" w:hAnsi="Times New Roman"/>
-                <w:color w:val="000000" w:themeColor="text1"/>
-                <w:sz w:val="26"/>
-                <w:szCs w:val="26"/>
-              </w:rPr>
-            </w:pPr>
-          </w:p>
-          <w:p>
-            <w:pPr>
-              <w:shd w:val="clear" w:color="auto" w:fill="FFFFFF" w:themeFill="background1"/>
-              <w:spacing w:line="300" w:lineRule="auto"/>
-              <w:jc w:val="both"/>
-              <w:rPr>
-                <w:rFonts w:ascii="Times New Roman" w:hAnsi="Times New Roman"/>
-                <w:color w:val="000000" w:themeColor="text1"/>
-                <w:sz w:val="26"/>
-                <w:szCs w:val="26"/>
-              </w:rPr>
-            </w:pPr>
-          </w:p>
-          <w:p>
-            <w:pPr>
-              <w:shd w:val="clear" w:color="auto" w:fill="FFFFFF" w:themeFill="background1"/>
-              <w:spacing w:line="300" w:lineRule="auto"/>
-              <w:jc w:val="both"/>
-              <w:rPr>
-                <w:rFonts w:ascii="Times New Roman" w:hAnsi="Times New Roman"/>
-                <w:color w:val="000000" w:themeColor="text1"/>
-                <w:sz w:val="26"/>
-                <w:szCs w:val="26"/>
-              </w:rPr>
-            </w:pPr>
           </w:p>
         </w:tc>
       </w:tr>
     </w:tbl>
+    <w:p>
+      <w:pPr>
+        <w:shd w:val="clear" w:color="auto" w:fill="FFFFFF" w:themeFill="background1"/>
+        <w:spacing w:line="300" w:lineRule="auto"/>
+        <w:jc w:val="both"/>
+        <w:rPr>
+          <w:rFonts w:ascii="Times New Roman" w:hAnsi="Times New Roman"/>
+          <w:color w:val="000000" w:themeColor="text1"/>
+          <w:sz w:val="26"/>
+          <w:szCs w:val="26"/>
+        </w:rPr>
+      </w:pPr>
+    </w:p>
+    <w:p>
+      <w:pPr>
+        <w:shd w:val="clear" w:color="auto" w:fill="FFFFFF" w:themeFill="background1"/>
+        <w:spacing w:line="300" w:lineRule="auto"/>
+        <w:jc w:val="both"/>
+        <w:rPr>
+          <w:rFonts w:ascii="Times New Roman" w:hAnsi="Times New Roman"/>
+          <w:color w:val="000000" w:themeColor="text1"/>
+          <w:sz w:val="26"/>
+          <w:szCs w:val="26"/>
+        </w:rPr>
+      </w:pPr>
+      <w:r>
+        <w:rPr>
+          <w:rFonts w:ascii="Times New Roman" w:hAnsi="Times New Roman"/>
+          <w:color w:val="000000" w:themeColor="text1"/>
+          <w:sz w:val="26"/>
+          <w:szCs w:val="26"/>
+        </w:rPr>
+        <w:t xml:space="preserve">Ý kiến của </w:t>
+      </w:r>
+      <w:r>
+        <w:rPr>
+          <w:rFonts w:ascii="Times New Roman" w:hAnsi="Times New Roman"/>
+          <w:color w:val="000000" w:themeColor="text1"/>
+          <w:sz w:val="26"/>
+          <w:szCs w:val="26"/>
+          <w:lang w:val="vi-VN"/>
+        </w:rPr>
+        <w:t xml:space="preserve">lãnh đạo </w:t>
+      </w:r>
+      <w:r>
+        <w:rPr>
+          <w:rFonts w:ascii="Times New Roman" w:hAnsi="Times New Roman"/>
+          <w:color w:val="000000" w:themeColor="text1"/>
+          <w:sz w:val="26"/>
+          <w:szCs w:val="26"/>
+        </w:rPr>
+        <w:t>khoa:</w:t>
+      </w:r>
+    </w:p>
+    <w:p>
+      <w:pPr>
+        <w:shd w:val="clear" w:color="auto" w:fill="FFFFFF" w:themeFill="background1"/>
+        <w:spacing w:line="300" w:lineRule="auto"/>
+        <w:jc w:val="both"/>
+        <w:rPr>
+          <w:rFonts w:ascii="Times New Roman" w:hAnsi="Times New Roman"/>
+          <w:color w:val="000000" w:themeColor="text1"/>
+          <w:sz w:val="26"/>
+          <w:szCs w:val="26"/>
+        </w:rPr>
+      </w:pPr>
+      <w:r>
+        <w:rPr>
+          <w:rFonts w:ascii="Times New Roman" w:hAnsi="Times New Roman"/>
+          <w:color w:val="000000" w:themeColor="text1"/>
+          <w:sz w:val="26"/>
+          <w:szCs w:val="26"/>
+        </w:rPr>
+        <w:t>[[YKienLanhDaoKhoa]]</w:t>
+      </w:r>
+    </w:p>
+    <w:p>
+      <w:pPr>
+        <w:shd w:val="clear" w:color="auto" w:fill="FFFFFF" w:themeFill="background1"/>
+        <w:spacing w:line="300" w:lineRule="auto"/>
+        <w:jc w:val="both"/>
+        <w:rPr>
+          <w:rFonts w:ascii="Times New Roman" w:hAnsi="Times New Roman"/>
+          <w:color w:val="000000" w:themeColor="text1"/>
+          <w:sz w:val="26"/>
+          <w:szCs w:val="26"/>
+        </w:rPr>
+      </w:pPr>
+    </w:p>
     <w:p>
       <w:pPr>
         <w:numPr>
@@ -2006,51 +1871,50 @@
       </w:r>
       <w:r>
         <w:rPr>
-          <w:rFonts w:ascii="Symbol" w:eastAsia="Symbol" w:hAnsi="Symbol" w:cs="Symbol"/>
-          <w:color w:val="000000" w:themeColor="text1"/>
-          <w:sz w:val="26"/>
-          <w:szCs w:val="26"/>
-          <w:lang w:val="nl-NL"/>
-        </w:rPr>
-        <w:t>□</w:t>
-      </w:r>
-      <w:r>
-        <w:rPr>
-          <w:rFonts w:ascii="Times New Roman" w:hAnsi="Times New Roman"/>
-          <w:color w:val="000000" w:themeColor="text1"/>
-          <w:sz w:val="26"/>
-          <w:szCs w:val="26"/>
-        </w:rPr>
-        <w:t xml:space="preserve">                 Kiểm tra thực hành </w:t>
-      </w:r>
-      <w:r>
-        <w:rPr>
-          <w:rFonts w:ascii="Symbol" w:eastAsia="Symbol" w:hAnsi="Symbol" w:cs="Symbol"/>
-          <w:color w:val="000000" w:themeColor="text1"/>
-          <w:sz w:val="26"/>
-          <w:szCs w:val="26"/>
-          <w:lang w:val="nl-NL"/>
-        </w:rPr>
-        <w:t>□</w:t>
-      </w:r>
-      <w:r>
-        <w:rPr>
-          <w:rFonts w:ascii="Times New Roman" w:hAnsi="Times New Roman"/>
-          <w:color w:val="000000" w:themeColor="text1"/>
-          <w:sz w:val="26"/>
-          <w:szCs w:val="26"/>
-        </w:rPr>
-        <w:t xml:space="preserve">                        Báo cáo thu hoạch </w:t>
-      </w:r>
-      <w:r>
-        <w:rPr>
-          <w:rFonts w:ascii="Symbol" w:eastAsia="Symbol" w:hAnsi="Symbol" w:cs="Symbol"/>
-          <w:color w:val="000000" w:themeColor="text1"/>
-          <w:sz w:val="26"/>
-          <w:szCs w:val="26"/>
-          <w:lang w:val="nl-NL"/>
-        </w:rPr>
-        <w:t>□</w:t>
+          <w:rFonts w:ascii="Times New Roman" w:eastAsia="Symbol" w:hAnsi="Times New Roman"/>
+          <w:color w:val="000000" w:themeColor="text1"/>
+          <w:sz w:val="26"/>
+          <w:szCs w:val="26"/>
+          <w:lang w:val="nl-NL"/>
+        </w:rPr>
+        <w:t>[[Check1]]</w:t>
+      </w:r>
+      <w:r>
+        <w:rPr>
+          <w:rFonts w:ascii="Times New Roman" w:hAnsi="Times New Roman"/>
+          <w:color w:val="000000" w:themeColor="text1"/>
+          <w:sz w:val="26"/>
+          <w:szCs w:val="26"/>
+        </w:rPr>
+        <w:t xml:space="preserve">                Kiểm tra thực hành </w:t>
+      </w:r>
+      <w:r>
+        <w:rPr>
+          <w:rFonts w:ascii="Times New Roman" w:eastAsia="Symbol" w:hAnsi="Times New Roman"/>
+          <w:color w:val="000000" w:themeColor="text1"/>
+          <w:sz w:val="26"/>
+          <w:szCs w:val="26"/>
+          <w:lang w:val="nl-NL"/>
+        </w:rPr>
+        <w:t>[[Check2]]</w:t>
+      </w:r>
+      <w:r>
+        <w:rPr>
+          <w:rFonts w:ascii="Times New Roman" w:hAnsi="Times New Roman"/>
+          <w:color w:val="000000" w:themeColor="text1"/>
+          <w:sz w:val="26"/>
+          <w:szCs w:val="26"/>
+        </w:rPr>
+        <w:t xml:space="preserve">                       Báo cáo thu hoạch</w:t>
+      </w:r>
+      <w:r>
+        <w:rPr>
+          <w:rFonts w:ascii="Times New Roman" w:hAnsi="Times New Roman"/>
+          <w:color w:val="000000" w:themeColor="text1"/>
+          <w:sz w:val="26"/>
+          <w:szCs w:val="26"/>
+        </w:rPr>
+        <w:t xml:space="preserve"> [[Check3]]</w:t>
       </w:r>
     </w:p>
     <w:p>
@@ -3012,7 +2876,6 @@
   <w:style w:type="character" w:default="1" w:styleId="DefaultParagraphFont">
     <w:name w:val="Default Paragraph Font"/>
     <w:uiPriority w:val="1"/>
-    <w:semiHidden/>
     <w:unhideWhenUsed/>
   </w:style>
   <w:style w:type="table" w:default="1" w:styleId="TableNormal">
